--- a/content/files/database-claim.docx
+++ b/content/files/database-claim.docx
@@ -12,9 +12,18 @@
           <w:rFonts w:ascii="Times New Roman" w:hAnsi="Times New Roman" w:cs="Times New Roman"/>
           <w:b/>
           <w:bCs/>
+        </w:rPr>
+      </w:pPr>
+      <w:r>
+        <w:rPr>
+          <w:rFonts w:ascii="Times New Roman" w:hAnsi="Times New Roman" w:cs="Times New Roman"/>
+          <w:b/>
+          <w:bCs/>
           <w:highlight w:val="yellow"/>
         </w:rPr>
-      </w:pPr>
+        <w:t xml:space="preserve">«Защита от претензий» </w:t>
+      </w:r>
+      <w:proofErr w:type="gramStart"/>
       <w:r>
         <w:rPr>
           <w:rFonts w:ascii="Times New Roman" w:hAnsi="Times New Roman" w:cs="Times New Roman"/>
@@ -22,7 +31,17 @@
           <w:bCs/>
           <w:highlight w:val="yellow"/>
         </w:rPr>
-        <w:t xml:space="preserve">«Защита от претензий» </w:t>
+        <w:t>-- &gt;</w:t>
+      </w:r>
+      <w:proofErr w:type="gramEnd"/>
+      <w:r>
+        <w:rPr>
+          <w:rFonts w:ascii="Times New Roman" w:hAnsi="Times New Roman" w:cs="Times New Roman"/>
+          <w:b/>
+          <w:bCs/>
+          <w:highlight w:val="yellow"/>
+        </w:rPr>
+        <w:t xml:space="preserve"> «База данных» </w:t>
       </w:r>
       <w:proofErr w:type="gramStart"/>
       <w:r>
@@ -32,8 +51,9 @@
           <w:bCs/>
           <w:highlight w:val="yellow"/>
         </w:rPr>
-        <w:t xml:space="preserve">-- </w:t>
-      </w:r>
+        <w:t>-- &gt;</w:t>
+      </w:r>
+      <w:proofErr w:type="gramEnd"/>
       <w:r>
         <w:rPr>
           <w:rFonts w:ascii="Times New Roman" w:hAnsi="Times New Roman" w:cs="Times New Roman"/>
@@ -41,9 +61,8 @@
           <w:bCs/>
           <w:highlight w:val="yellow"/>
         </w:rPr>
-        <w:t>&gt;</w:t>
-      </w:r>
-      <w:proofErr w:type="gramEnd"/>
+        <w:t xml:space="preserve"> Чек-лист: </w:t>
+      </w:r>
       <w:r>
         <w:rPr>
           <w:rFonts w:ascii="Times New Roman" w:hAnsi="Times New Roman" w:cs="Times New Roman"/>
@@ -51,126 +70,7 @@
           <w:bCs/>
           <w:highlight w:val="yellow"/>
         </w:rPr>
-        <w:t xml:space="preserve"> </w:t>
-      </w:r>
-      <w:r>
-        <w:rPr>
-          <w:rFonts w:ascii="Times New Roman" w:hAnsi="Times New Roman" w:cs="Times New Roman"/>
-          <w:b/>
-          <w:bCs/>
-          <w:highlight w:val="yellow"/>
-        </w:rPr>
-        <w:t xml:space="preserve">«База данных» </w:t>
-      </w:r>
-      <w:proofErr w:type="gramStart"/>
-      <w:r>
-        <w:rPr>
-          <w:rFonts w:ascii="Times New Roman" w:hAnsi="Times New Roman" w:cs="Times New Roman"/>
-          <w:b/>
-          <w:bCs/>
-          <w:highlight w:val="yellow"/>
-        </w:rPr>
-        <w:t xml:space="preserve">-- </w:t>
-      </w:r>
-      <w:r>
-        <w:rPr>
-          <w:rFonts w:ascii="Times New Roman" w:hAnsi="Times New Roman" w:cs="Times New Roman"/>
-          <w:b/>
-          <w:bCs/>
-          <w:highlight w:val="yellow"/>
-        </w:rPr>
-        <w:t>&gt;</w:t>
-      </w:r>
-      <w:proofErr w:type="gramEnd"/>
-      <w:r>
-        <w:rPr>
-          <w:rFonts w:ascii="Times New Roman" w:hAnsi="Times New Roman" w:cs="Times New Roman"/>
-          <w:b/>
-          <w:bCs/>
-          <w:highlight w:val="yellow"/>
-        </w:rPr>
-        <w:t xml:space="preserve"> Чек-</w:t>
-      </w:r>
-      <w:r>
-        <w:rPr>
-          <w:rFonts w:ascii="Times New Roman" w:hAnsi="Times New Roman" w:cs="Times New Roman"/>
-          <w:b/>
-          <w:bCs/>
-          <w:highlight w:val="yellow"/>
-        </w:rPr>
-        <w:t xml:space="preserve">лист: </w:t>
-      </w:r>
-      <w:r>
-        <w:rPr>
-          <w:rFonts w:ascii="Times New Roman" w:hAnsi="Times New Roman" w:cs="Times New Roman"/>
-          <w:b/>
-          <w:bCs/>
-          <w:highlight w:val="yellow"/>
-        </w:rPr>
-        <w:t>С</w:t>
-      </w:r>
-      <w:r>
-        <w:rPr>
-          <w:rFonts w:ascii="Times New Roman" w:hAnsi="Times New Roman" w:cs="Times New Roman"/>
-          <w:b/>
-          <w:bCs/>
-          <w:highlight w:val="yellow"/>
-        </w:rPr>
-        <w:t>одержани</w:t>
-      </w:r>
-      <w:r>
-        <w:rPr>
-          <w:rFonts w:ascii="Times New Roman" w:hAnsi="Times New Roman" w:cs="Times New Roman"/>
-          <w:b/>
-          <w:bCs/>
-          <w:highlight w:val="yellow"/>
-        </w:rPr>
-        <w:t>е</w:t>
-      </w:r>
-      <w:r>
-        <w:rPr>
-          <w:rFonts w:ascii="Times New Roman" w:hAnsi="Times New Roman" w:cs="Times New Roman"/>
-          <w:b/>
-          <w:bCs/>
-          <w:highlight w:val="yellow"/>
-        </w:rPr>
-        <w:t xml:space="preserve"> баз</w:t>
-      </w:r>
-      <w:r>
-        <w:rPr>
-          <w:rFonts w:ascii="Times New Roman" w:hAnsi="Times New Roman" w:cs="Times New Roman"/>
-          <w:b/>
-          <w:bCs/>
-          <w:highlight w:val="yellow"/>
-        </w:rPr>
-        <w:t>ы</w:t>
-      </w:r>
-      <w:r>
-        <w:rPr>
-          <w:rFonts w:ascii="Times New Roman" w:hAnsi="Times New Roman" w:cs="Times New Roman"/>
-          <w:b/>
-          <w:bCs/>
-          <w:highlight w:val="yellow"/>
-        </w:rPr>
-        <w:t xml:space="preserve"> данных</w:t>
-      </w:r>
-      <w:r>
-        <w:rPr>
-          <w:rFonts w:ascii="Times New Roman" w:hAnsi="Times New Roman" w:cs="Times New Roman"/>
-          <w:b/>
-          <w:bCs/>
-          <w:highlight w:val="yellow"/>
-        </w:rPr>
-        <w:t>:</w:t>
-      </w:r>
-      <w:r>
-        <w:rPr>
-          <w:rFonts w:ascii="Times New Roman" w:hAnsi="Times New Roman" w:cs="Times New Roman"/>
-          <w:b/>
-          <w:bCs/>
-          <w:highlight w:val="yellow"/>
-        </w:rPr>
-        <w:t xml:space="preserve"> что делать, если вам предъявили претензию</w:t>
+        <w:t>«Споры по базам данных: что делать, если вам предъявили претензию»</w:t>
       </w:r>
     </w:p>
     <w:p>
@@ -340,24 +240,12 @@
       <w:r>
         <w:rPr>
           <w:rFonts w:ascii="Times New Roman" w:hAnsi="Times New Roman" w:cs="Times New Roman"/>
-          <w:b/>
-          <w:bCs/>
-        </w:rPr>
-        <w:t>:</w:t>
-      </w:r>
-      <w:r>
-        <w:rPr>
-          <w:rFonts w:ascii="Times New Roman" w:hAnsi="Times New Roman" w:cs="Times New Roman"/>
-          <w:b/>
-          <w:bCs/>
-        </w:rPr>
-        <w:t xml:space="preserve"> </w:t>
-      </w:r>
-      <w:r>
-        <w:rPr>
-          <w:rFonts w:ascii="Times New Roman" w:hAnsi="Times New Roman" w:cs="Times New Roman"/>
-          <w:b/>
-          <w:bCs/>
+        </w:rPr>
+        <w:t xml:space="preserve">: </w:t>
+      </w:r>
+      <w:r>
+        <w:rPr>
+          <w:rFonts w:ascii="Times New Roman" w:hAnsi="Times New Roman" w:cs="Times New Roman"/>
         </w:rPr>
         <w:t>30 календарных дней</w:t>
       </w:r>
@@ -371,31 +259,50 @@
         <w:rPr>
           <w:rFonts w:ascii="Times New Roman" w:hAnsi="Times New Roman" w:cs="Times New Roman"/>
         </w:rPr>
-        <w:t xml:space="preserve"> (п.</w:t>
-      </w:r>
-      <w:r>
-        <w:rPr>
-          <w:rFonts w:ascii="Times New Roman" w:hAnsi="Times New Roman" w:cs="Times New Roman"/>
-        </w:rPr>
-        <w:t xml:space="preserve"> </w:t>
-      </w:r>
-      <w:r>
-        <w:rPr>
-          <w:rFonts w:ascii="Times New Roman" w:hAnsi="Times New Roman" w:cs="Times New Roman"/>
-        </w:rPr>
-        <w:t>5 ст.</w:t>
-      </w:r>
-      <w:r>
-        <w:rPr>
-          <w:rFonts w:ascii="Times New Roman" w:hAnsi="Times New Roman" w:cs="Times New Roman"/>
-        </w:rPr>
-        <w:t xml:space="preserve"> </w:t>
-      </w:r>
-      <w:r>
-        <w:rPr>
-          <w:rFonts w:ascii="Times New Roman" w:hAnsi="Times New Roman" w:cs="Times New Roman"/>
-        </w:rPr>
-        <w:t>4 АПК РФ).</w:t>
+        <w:t xml:space="preserve"> (</w:t>
+      </w:r>
+      <w:hyperlink r:id="rId5" w:history="1">
+        <w:r>
+          <w:rPr>
+            <w:rStyle w:val="ac"/>
+            <w:rFonts w:ascii="Times New Roman" w:hAnsi="Times New Roman" w:cs="Times New Roman"/>
+          </w:rPr>
+          <w:t>п.</w:t>
+        </w:r>
+        <w:r>
+          <w:rPr>
+            <w:rStyle w:val="ac"/>
+            <w:rFonts w:ascii="Times New Roman" w:hAnsi="Times New Roman" w:cs="Times New Roman"/>
+          </w:rPr>
+          <w:t xml:space="preserve"> </w:t>
+        </w:r>
+        <w:r>
+          <w:rPr>
+            <w:rStyle w:val="ac"/>
+            <w:rFonts w:ascii="Times New Roman" w:hAnsi="Times New Roman" w:cs="Times New Roman"/>
+          </w:rPr>
+          <w:t>5 ст.</w:t>
+        </w:r>
+        <w:r>
+          <w:rPr>
+            <w:rStyle w:val="ac"/>
+            <w:rFonts w:ascii="Times New Roman" w:hAnsi="Times New Roman" w:cs="Times New Roman"/>
+          </w:rPr>
+          <w:t xml:space="preserve"> </w:t>
+        </w:r>
+        <w:r>
+          <w:rPr>
+            <w:rStyle w:val="ac"/>
+            <w:rFonts w:ascii="Times New Roman" w:hAnsi="Times New Roman" w:cs="Times New Roman"/>
+          </w:rPr>
+          <w:t>4 АПК РФ</w:t>
+        </w:r>
+      </w:hyperlink>
+      <w:r>
+        <w:rPr>
+          <w:rFonts w:ascii="Times New Roman" w:hAnsi="Times New Roman" w:cs="Times New Roman"/>
+        </w:rPr>
+        <w:t>).</w:t>
       </w:r>
     </w:p>
     <w:p>
@@ -544,6 +451,44 @@
       <w:r>
         <w:rPr>
           <w:rFonts w:ascii="Times New Roman" w:hAnsi="Times New Roman" w:cs="Times New Roman"/>
+          <w:b/>
+          <w:bCs/>
+        </w:rPr>
+        <w:t xml:space="preserve"> </w:t>
+      </w:r>
+      <w:r>
+        <w:rPr>
+          <w:rFonts w:ascii="Times New Roman" w:hAnsi="Times New Roman" w:cs="Times New Roman"/>
+        </w:rPr>
+        <w:t>(</w:t>
+      </w:r>
+      <w:r>
+        <w:rPr>
+          <w:rFonts w:ascii="Times New Roman" w:hAnsi="Times New Roman" w:cs="Times New Roman"/>
+        </w:rPr>
+        <w:t>например, м</w:t>
+      </w:r>
+      <w:r>
+        <w:rPr>
+          <w:rFonts w:ascii="Times New Roman" w:hAnsi="Times New Roman" w:cs="Times New Roman"/>
+        </w:rPr>
+        <w:t>аркетплейс</w:t>
+      </w:r>
+      <w:r>
+        <w:rPr>
+          <w:rFonts w:ascii="Times New Roman" w:hAnsi="Times New Roman" w:cs="Times New Roman"/>
+        </w:rPr>
+        <w:t xml:space="preserve"> или</w:t>
+      </w:r>
+      <w:r>
+        <w:rPr>
+          <w:rFonts w:ascii="Times New Roman" w:hAnsi="Times New Roman" w:cs="Times New Roman"/>
+        </w:rPr>
+        <w:t xml:space="preserve"> хостинг)</w:t>
+      </w:r>
+      <w:r>
+        <w:rPr>
+          <w:rFonts w:ascii="Times New Roman" w:hAnsi="Times New Roman" w:cs="Times New Roman"/>
         </w:rPr>
         <w:t xml:space="preserve"> </w:t>
       </w:r>
@@ -651,7 +596,57 @@
         <w:rPr>
           <w:rFonts w:ascii="Times New Roman" w:hAnsi="Times New Roman" w:cs="Times New Roman"/>
         </w:rPr>
-        <w:t xml:space="preserve"> (ст. 1260 ГК РФ)</w:t>
+        <w:t xml:space="preserve"> (</w:t>
+      </w:r>
+      <w:hyperlink r:id="rId6" w:history="1">
+        <w:r>
+          <w:rPr>
+            <w:rStyle w:val="ac"/>
+            <w:rFonts w:ascii="Times New Roman" w:hAnsi="Times New Roman" w:cs="Times New Roman"/>
+          </w:rPr>
+          <w:t xml:space="preserve">п. </w:t>
+        </w:r>
+        <w:r>
+          <w:rPr>
+            <w:rStyle w:val="ac"/>
+            <w:rFonts w:ascii="Times New Roman" w:hAnsi="Times New Roman" w:cs="Times New Roman"/>
+          </w:rPr>
+          <w:t>2</w:t>
+        </w:r>
+        <w:r>
+          <w:rPr>
+            <w:rStyle w:val="ac"/>
+            <w:rFonts w:ascii="Times New Roman" w:hAnsi="Times New Roman" w:cs="Times New Roman"/>
+          </w:rPr>
+          <w:t xml:space="preserve"> </w:t>
+        </w:r>
+        <w:r>
+          <w:rPr>
+            <w:rStyle w:val="ac"/>
+            <w:rFonts w:ascii="Times New Roman" w:hAnsi="Times New Roman" w:cs="Times New Roman"/>
+          </w:rPr>
+          <w:t>ст. 1260 ГК</w:t>
+        </w:r>
+        <w:r>
+          <w:rPr>
+            <w:rStyle w:val="ac"/>
+            <w:rFonts w:ascii="Times New Roman" w:hAnsi="Times New Roman" w:cs="Times New Roman"/>
+          </w:rPr>
+          <w:t xml:space="preserve"> </w:t>
+        </w:r>
+        <w:r>
+          <w:rPr>
+            <w:rStyle w:val="ac"/>
+            <w:rFonts w:ascii="Times New Roman" w:hAnsi="Times New Roman" w:cs="Times New Roman"/>
+          </w:rPr>
+          <w:t>РФ</w:t>
+        </w:r>
+      </w:hyperlink>
+      <w:r>
+        <w:rPr>
+          <w:rFonts w:ascii="Times New Roman" w:hAnsi="Times New Roman" w:cs="Times New Roman"/>
+        </w:rPr>
+        <w:t>)</w:t>
       </w:r>
       <w:r>
         <w:rPr>
@@ -664,28 +659,6 @@
           <w:rFonts w:ascii="Times New Roman" w:hAnsi="Times New Roman" w:cs="Times New Roman"/>
         </w:rPr>
         <w:t xml:space="preserve"> </w:t>
-      </w:r>
-    </w:p>
-    <w:p>
-      <w:pPr>
-        <w:ind w:left="720"/>
-        <w:rPr>
-          <w:rFonts w:ascii="Times New Roman" w:hAnsi="Times New Roman" w:cs="Times New Roman"/>
-          <w:color w:val="5B9BD5" w:themeColor="accent5"/>
-        </w:rPr>
-      </w:pPr>
-      <w:r>
-        <w:rPr>
-          <w:rFonts w:ascii="Times New Roman" w:hAnsi="Times New Roman" w:cs="Times New Roman"/>
-        </w:rPr>
-        <w:t xml:space="preserve">См.: </w:t>
-      </w:r>
-      <w:r>
-        <w:rPr>
-          <w:rFonts w:ascii="Times New Roman" w:hAnsi="Times New Roman" w:cs="Times New Roman"/>
-          <w:color w:val="5B9BD5" w:themeColor="accent5"/>
-        </w:rPr>
-        <w:t>Статья «Структура базы данных: что нужно для защиты от претензии»</w:t>
       </w:r>
     </w:p>
     <w:p>
@@ -696,6 +669,7 @@
         </w:numPr>
         <w:rPr>
           <w:rFonts w:ascii="Times New Roman" w:hAnsi="Times New Roman" w:cs="Times New Roman"/>
+          <w:color w:val="5B9BD5" w:themeColor="accent5"/>
         </w:rPr>
       </w:pPr>
       <w:r>
@@ -736,7 +710,50 @@
         <w:rPr>
           <w:rFonts w:ascii="Times New Roman" w:hAnsi="Times New Roman" w:cs="Times New Roman"/>
         </w:rPr>
-        <w:t xml:space="preserve"> (ст. 1334 ГК РФ)</w:t>
+        <w:t xml:space="preserve"> (</w:t>
+      </w:r>
+      <w:hyperlink r:id="rId7" w:history="1">
+        <w:r>
+          <w:rPr>
+            <w:rStyle w:val="ac"/>
+            <w:rFonts w:ascii="Times New Roman" w:hAnsi="Times New Roman" w:cs="Times New Roman"/>
+          </w:rPr>
+          <w:t xml:space="preserve">п.1 </w:t>
+        </w:r>
+        <w:r>
+          <w:rPr>
+            <w:rStyle w:val="ac"/>
+            <w:rFonts w:ascii="Times New Roman" w:hAnsi="Times New Roman" w:cs="Times New Roman"/>
+          </w:rPr>
+          <w:t>ст. 13</w:t>
+        </w:r>
+        <w:r>
+          <w:rPr>
+            <w:rStyle w:val="ac"/>
+            <w:rFonts w:ascii="Times New Roman" w:hAnsi="Times New Roman" w:cs="Times New Roman"/>
+          </w:rPr>
+          <w:t>3</w:t>
+        </w:r>
+        <w:r>
+          <w:rPr>
+            <w:rStyle w:val="ac"/>
+            <w:rFonts w:ascii="Times New Roman" w:hAnsi="Times New Roman" w:cs="Times New Roman"/>
+          </w:rPr>
+          <w:t>4</w:t>
+        </w:r>
+        <w:r>
+          <w:rPr>
+            <w:rStyle w:val="ac"/>
+            <w:rFonts w:ascii="Times New Roman" w:hAnsi="Times New Roman" w:cs="Times New Roman"/>
+          </w:rPr>
+          <w:t xml:space="preserve"> ГК РФ</w:t>
+        </w:r>
+      </w:hyperlink>
+      <w:r>
+        <w:rPr>
+          <w:rFonts w:ascii="Times New Roman" w:hAnsi="Times New Roman" w:cs="Times New Roman"/>
+        </w:rPr>
+        <w:t>)</w:t>
       </w:r>
       <w:r>
         <w:rPr>
@@ -802,7 +819,13 @@
         <w:rPr>
           <w:rFonts w:ascii="Times New Roman" w:hAnsi="Times New Roman" w:cs="Times New Roman"/>
         </w:rPr>
-        <w:t>свидетельство о государственной регистрации базы данных (если есть);</w:t>
+        <w:t>свидетельство о государственной регистрации базы данных (если есть)</w:t>
+      </w:r>
+      <w:r>
+        <w:rPr>
+          <w:rFonts w:ascii="Times New Roman" w:hAnsi="Times New Roman" w:cs="Times New Roman"/>
+        </w:rPr>
+        <w:t>.</w:t>
       </w:r>
     </w:p>
     <w:p>
@@ -820,7 +843,13 @@
         <w:rPr>
           <w:rFonts w:ascii="Times New Roman" w:hAnsi="Times New Roman" w:cs="Times New Roman"/>
         </w:rPr>
-        <w:t>договоры, подтверждающие создание базы или переход прав;</w:t>
+        <w:t>договоры, подтверждающие создание базы или переход прав</w:t>
+      </w:r>
+      <w:r>
+        <w:rPr>
+          <w:rFonts w:ascii="Times New Roman" w:hAnsi="Times New Roman" w:cs="Times New Roman"/>
+        </w:rPr>
+        <w:t>.</w:t>
       </w:r>
     </w:p>
     <w:p>
@@ -926,37 +955,112 @@
           <w:b/>
           <w:bCs/>
         </w:rPr>
-        <w:t xml:space="preserve"> является ли ваше использование нарушением?</w:t>
-      </w:r>
-    </w:p>
-    <w:p>
-      <w:pPr>
-        <w:rPr>
-          <w:rFonts w:ascii="Times New Roman" w:hAnsi="Times New Roman" w:cs="Times New Roman"/>
-        </w:rPr>
-      </w:pPr>
-      <w:r>
-        <w:rPr>
-          <w:rFonts w:ascii="Times New Roman" w:hAnsi="Times New Roman" w:cs="Times New Roman"/>
-          <w:b/>
-          <w:bCs/>
-        </w:rPr>
-        <w:t>3.1. Проверьте, есть ли у вас лицензия</w:t>
-      </w:r>
-      <w:r>
-        <w:rPr>
-          <w:rFonts w:ascii="Times New Roman" w:hAnsi="Times New Roman" w:cs="Times New Roman"/>
-          <w:b/>
-          <w:bCs/>
-        </w:rPr>
-        <w:t xml:space="preserve"> (ст. 1235 ГК РФ)</w:t>
-      </w:r>
-    </w:p>
-    <w:p>
-      <w:pPr>
+        <w:t xml:space="preserve"> </w:t>
+      </w:r>
+      <w:r>
+        <w:rPr>
+          <w:rFonts w:ascii="Times New Roman" w:hAnsi="Times New Roman" w:cs="Times New Roman"/>
+          <w:b/>
+          <w:bCs/>
+        </w:rPr>
+        <w:t xml:space="preserve">какое право нарушено </w:t>
+      </w:r>
+      <w:r>
+        <w:rPr>
+          <w:rFonts w:ascii="Times New Roman" w:hAnsi="Times New Roman" w:cs="Times New Roman"/>
+          <w:b/>
+          <w:bCs/>
+        </w:rPr>
+        <w:t>–</w:t>
+      </w:r>
+      <w:r>
+        <w:rPr>
+          <w:rFonts w:ascii="Times New Roman" w:hAnsi="Times New Roman" w:cs="Times New Roman"/>
+          <w:b/>
+          <w:bCs/>
+        </w:rPr>
+        <w:t xml:space="preserve"> на структуру или на содержание</w:t>
+      </w:r>
+      <w:r>
+        <w:rPr>
+          <w:rFonts w:ascii="Times New Roman" w:hAnsi="Times New Roman" w:cs="Times New Roman"/>
+          <w:b/>
+          <w:bCs/>
+        </w:rPr>
+        <w:t>?</w:t>
+      </w:r>
+    </w:p>
+    <w:p>
+      <w:pPr>
+        <w:rPr>
+          <w:rFonts w:ascii="Times New Roman" w:hAnsi="Times New Roman" w:cs="Times New Roman"/>
+          <w:b/>
+          <w:bCs/>
+        </w:rPr>
+      </w:pPr>
+      <w:r>
+        <w:rPr>
+          <w:rFonts w:ascii="Times New Roman" w:hAnsi="Times New Roman" w:cs="Times New Roman"/>
+          <w:b/>
+          <w:bCs/>
+        </w:rPr>
+        <w:t>Вариант</w:t>
+      </w:r>
+      <w:r>
+        <w:rPr>
+          <w:rFonts w:ascii="Times New Roman" w:hAnsi="Times New Roman" w:cs="Times New Roman"/>
+          <w:b/>
+          <w:bCs/>
+        </w:rPr>
+        <w:t xml:space="preserve"> А. Нарушение авторского права на структуру</w:t>
+      </w:r>
+    </w:p>
+    <w:p>
+      <w:pPr>
+        <w:rPr>
+          <w:rFonts w:ascii="Times New Roman" w:hAnsi="Times New Roman" w:cs="Times New Roman"/>
+          <w:b/>
+          <w:bCs/>
+        </w:rPr>
+      </w:pPr>
+      <w:r>
+        <w:rPr>
+          <w:rFonts w:ascii="Times New Roman" w:hAnsi="Times New Roman" w:cs="Times New Roman"/>
+        </w:rPr>
+        <w:t>Нарушением является воспроизведение оригинального подбора или расположения материалов. Даже если вы не извлекли ни одного элемента данных, но скопировали схему классификации, это уже нарушение</w:t>
+      </w:r>
+      <w:r>
+        <w:rPr>
+          <w:rFonts w:ascii="Times New Roman" w:hAnsi="Times New Roman" w:cs="Times New Roman"/>
+          <w:b/>
+          <w:bCs/>
+        </w:rPr>
+        <w:t>.</w:t>
+      </w:r>
+    </w:p>
+    <w:p>
+      <w:pPr>
+        <w:rPr>
+          <w:rFonts w:ascii="Times New Roman" w:hAnsi="Times New Roman" w:cs="Times New Roman"/>
+          <w:b/>
+          <w:bCs/>
+        </w:rPr>
+      </w:pPr>
+      <w:r>
+        <w:rPr>
+          <w:rFonts w:ascii="Times New Roman" w:hAnsi="Times New Roman" w:cs="Times New Roman"/>
+          <w:b/>
+          <w:bCs/>
+        </w:rPr>
+        <w:t>Что проверять:</w:t>
+      </w:r>
+    </w:p>
+    <w:p>
+      <w:pPr>
+        <w:pStyle w:val="a7"/>
         <w:numPr>
           <w:ilvl w:val="0"/>
-          <w:numId w:val="6"/>
+          <w:numId w:val="19"/>
         </w:numPr>
         <w:rPr>
           <w:rFonts w:ascii="Times New Roman" w:hAnsi="Times New Roman" w:cs="Times New Roman"/>
@@ -966,14 +1070,21 @@
         <w:rPr>
           <w:rFonts w:ascii="Times New Roman" w:hAnsi="Times New Roman" w:cs="Times New Roman"/>
         </w:rPr>
-        <w:t>Есть ли договор с правообладателем?</w:t>
-      </w:r>
-    </w:p>
-    <w:p>
-      <w:pPr>
+        <w:t>Совпадает ли ваша структура с оригинальной (схема таблиц, иерархия категорий, принцип группировки)</w:t>
+      </w:r>
+      <w:r>
+        <w:rPr>
+          <w:rFonts w:ascii="Times New Roman" w:hAnsi="Times New Roman" w:cs="Times New Roman"/>
+        </w:rPr>
+        <w:t>.</w:t>
+      </w:r>
+    </w:p>
+    <w:p>
+      <w:pPr>
+        <w:pStyle w:val="a7"/>
         <w:numPr>
           <w:ilvl w:val="0"/>
-          <w:numId w:val="6"/>
+          <w:numId w:val="19"/>
         </w:numPr>
         <w:rPr>
           <w:rFonts w:ascii="Times New Roman" w:hAnsi="Times New Roman" w:cs="Times New Roman"/>
@@ -983,32 +1094,45 @@
         <w:rPr>
           <w:rFonts w:ascii="Times New Roman" w:hAnsi="Times New Roman" w:cs="Times New Roman"/>
         </w:rPr>
-        <w:t xml:space="preserve">Покрывается ли условиями лицензии ваше </w:t>
-      </w:r>
-      <w:r>
-        <w:rPr>
-          <w:rFonts w:ascii="Times New Roman" w:hAnsi="Times New Roman" w:cs="Times New Roman"/>
-        </w:rPr>
-        <w:t>фактическое использование</w:t>
-      </w:r>
-      <w:r>
-        <w:rPr>
-          <w:rFonts w:ascii="Times New Roman" w:hAnsi="Times New Roman" w:cs="Times New Roman"/>
-        </w:rPr>
-        <w:t xml:space="preserve"> </w:t>
-      </w:r>
-      <w:r>
-        <w:rPr>
-          <w:rFonts w:ascii="Times New Roman" w:hAnsi="Times New Roman" w:cs="Times New Roman"/>
-        </w:rPr>
-        <w:t>(коммерческое, в продукте, на сервере, для аналитики)?</w:t>
-      </w:r>
-    </w:p>
-    <w:p>
-      <w:pPr>
+        <w:t xml:space="preserve">Является ли структура заявителя творческой. Если она стандартна, </w:t>
+      </w:r>
+      <w:r>
+        <w:rPr>
+          <w:rFonts w:ascii="Times New Roman" w:hAnsi="Times New Roman" w:cs="Times New Roman"/>
+        </w:rPr>
+        <w:t>составлена в алфавитном порядке</w:t>
+      </w:r>
+      <w:r>
+        <w:rPr>
+          <w:rFonts w:ascii="Times New Roman" w:hAnsi="Times New Roman" w:cs="Times New Roman"/>
+        </w:rPr>
+        <w:t xml:space="preserve"> или технически неизбежна</w:t>
+      </w:r>
+      <w:r>
+        <w:rPr>
+          <w:rFonts w:ascii="Times New Roman" w:hAnsi="Times New Roman" w:cs="Times New Roman"/>
+        </w:rPr>
+        <w:t xml:space="preserve">, то </w:t>
+      </w:r>
+      <w:r>
+        <w:rPr>
+          <w:rFonts w:ascii="Times New Roman" w:hAnsi="Times New Roman" w:cs="Times New Roman"/>
+        </w:rPr>
+        <w:t>авторско-правовой охраны нет</w:t>
+      </w:r>
+      <w:r>
+        <w:rPr>
+          <w:rFonts w:ascii="Times New Roman" w:hAnsi="Times New Roman" w:cs="Times New Roman"/>
+        </w:rPr>
+        <w:t>.</w:t>
+      </w:r>
+    </w:p>
+    <w:p>
+      <w:pPr>
+        <w:pStyle w:val="a7"/>
         <w:numPr>
           <w:ilvl w:val="0"/>
-          <w:numId w:val="6"/>
+          <w:numId w:val="19"/>
         </w:numPr>
         <w:rPr>
           <w:rFonts w:ascii="Times New Roman" w:hAnsi="Times New Roman" w:cs="Times New Roman"/>
@@ -1018,26 +1142,38 @@
         <w:rPr>
           <w:rFonts w:ascii="Times New Roman" w:hAnsi="Times New Roman" w:cs="Times New Roman"/>
         </w:rPr>
-        <w:t>Не истёк ли срок действия</w:t>
-      </w:r>
-      <w:r>
-        <w:rPr>
-          <w:rFonts w:ascii="Times New Roman" w:hAnsi="Times New Roman" w:cs="Times New Roman"/>
-        </w:rPr>
-        <w:t xml:space="preserve"> лицензии</w:t>
-      </w:r>
-      <w:r>
-        <w:rPr>
-          <w:rFonts w:ascii="Times New Roman" w:hAnsi="Times New Roman" w:cs="Times New Roman"/>
-        </w:rPr>
-        <w:t>?</w:t>
-      </w:r>
-    </w:p>
-    <w:p>
-      <w:pPr>
+        <w:t>Есть ли у вас лицензия на использование структуры</w:t>
+      </w:r>
+      <w:r>
+        <w:rPr>
+          <w:rFonts w:ascii="Times New Roman" w:hAnsi="Times New Roman" w:cs="Times New Roman"/>
+        </w:rPr>
+        <w:t>.</w:t>
+      </w:r>
+    </w:p>
+    <w:p>
+      <w:pPr>
+        <w:rPr>
+          <w:rFonts w:ascii="Times New Roman" w:hAnsi="Times New Roman" w:cs="Times New Roman"/>
+          <w:b/>
+          <w:bCs/>
+        </w:rPr>
+      </w:pPr>
+      <w:r>
+        <w:rPr>
+          <w:rFonts w:ascii="Times New Roman" w:hAnsi="Times New Roman" w:cs="Times New Roman"/>
+          <w:b/>
+          <w:bCs/>
+        </w:rPr>
+        <w:t>Аргументы защиты:</w:t>
+      </w:r>
+    </w:p>
+    <w:p>
+      <w:pPr>
+        <w:pStyle w:val="a7"/>
         <w:numPr>
           <w:ilvl w:val="0"/>
-          <w:numId w:val="6"/>
+          <w:numId w:val="20"/>
         </w:numPr>
         <w:rPr>
           <w:rFonts w:ascii="Times New Roman" w:hAnsi="Times New Roman" w:cs="Times New Roman"/>
@@ -1047,87 +1183,21 @@
         <w:rPr>
           <w:rFonts w:ascii="Times New Roman" w:hAnsi="Times New Roman" w:cs="Times New Roman"/>
         </w:rPr>
-        <w:t>Нет ли ограничений</w:t>
-      </w:r>
-      <w:r>
-        <w:rPr>
-          <w:rFonts w:ascii="Times New Roman" w:hAnsi="Times New Roman" w:cs="Times New Roman"/>
-        </w:rPr>
-        <w:t xml:space="preserve"> в лицензии</w:t>
-      </w:r>
-      <w:r>
-        <w:rPr>
-          <w:rFonts w:ascii="Times New Roman" w:hAnsi="Times New Roman" w:cs="Times New Roman"/>
-        </w:rPr>
-        <w:t xml:space="preserve"> по территории, тиражам, количеству пользователей?</w:t>
-      </w:r>
-    </w:p>
-    <w:p>
-      <w:pPr>
-        <w:rPr>
-          <w:rFonts w:ascii="Times New Roman" w:hAnsi="Times New Roman" w:cs="Times New Roman"/>
-        </w:rPr>
-      </w:pPr>
-      <w:r>
-        <w:rPr>
-          <w:rFonts w:ascii="Times New Roman" w:hAnsi="Times New Roman" w:cs="Times New Roman"/>
-        </w:rPr>
-        <w:t xml:space="preserve">Если лицензия есть и покрывает использование </w:t>
-      </w:r>
-      <w:r>
-        <w:rPr>
-          <w:rFonts w:ascii="Times New Roman" w:hAnsi="Times New Roman" w:cs="Times New Roman"/>
-        </w:rPr>
-        <w:t>–</w:t>
-      </w:r>
-      <w:r>
-        <w:rPr>
-          <w:rFonts w:ascii="Times New Roman" w:hAnsi="Times New Roman" w:cs="Times New Roman"/>
-        </w:rPr>
-        <w:t xml:space="preserve"> нарушение отсутствует.</w:t>
-      </w:r>
-    </w:p>
-    <w:p>
-      <w:pPr>
-        <w:rPr>
-          <w:rFonts w:ascii="Times New Roman" w:hAnsi="Times New Roman" w:cs="Times New Roman"/>
-        </w:rPr>
-      </w:pPr>
-      <w:r>
-        <w:rPr>
-          <w:rFonts w:ascii="Times New Roman" w:hAnsi="Times New Roman" w:cs="Times New Roman"/>
-          <w:b/>
-          <w:bCs/>
-        </w:rPr>
-        <w:t>3.2. Оцените объём извлечения</w:t>
-      </w:r>
-      <w:r>
-        <w:rPr>
-          <w:rFonts w:ascii="Times New Roman" w:hAnsi="Times New Roman" w:cs="Times New Roman"/>
-          <w:b/>
-          <w:bCs/>
-        </w:rPr>
-        <w:t xml:space="preserve"> базы данных</w:t>
-      </w:r>
-    </w:p>
-    <w:p>
-      <w:pPr>
-        <w:rPr>
-          <w:rFonts w:ascii="Times New Roman" w:hAnsi="Times New Roman" w:cs="Times New Roman"/>
-        </w:rPr>
-      </w:pPr>
-      <w:r>
-        <w:rPr>
-          <w:rFonts w:ascii="Times New Roman" w:hAnsi="Times New Roman" w:cs="Times New Roman"/>
-        </w:rPr>
-        <w:t>Нарушением является:</w:t>
-      </w:r>
-    </w:p>
-    <w:p>
-      <w:pPr>
+        <w:t>Структура не охраняется, поскольку не является результатом творческого труда</w:t>
+      </w:r>
+      <w:r>
+        <w:rPr>
+          <w:rFonts w:ascii="Times New Roman" w:hAnsi="Times New Roman" w:cs="Times New Roman"/>
+        </w:rPr>
+        <w:t>.</w:t>
+      </w:r>
+    </w:p>
+    <w:p>
+      <w:pPr>
+        <w:pStyle w:val="a7"/>
         <w:numPr>
           <w:ilvl w:val="0"/>
-          <w:numId w:val="7"/>
+          <w:numId w:val="20"/>
         </w:numPr>
         <w:rPr>
           <w:rFonts w:ascii="Times New Roman" w:hAnsi="Times New Roman" w:cs="Times New Roman"/>
@@ -1137,39 +1207,7 @@
         <w:rPr>
           <w:rFonts w:ascii="Times New Roman" w:hAnsi="Times New Roman" w:cs="Times New Roman"/>
         </w:rPr>
-        <w:t>Извлечение</w:t>
-      </w:r>
-      <w:r>
-        <w:rPr>
-          <w:rFonts w:ascii="Times New Roman" w:hAnsi="Times New Roman" w:cs="Times New Roman"/>
-          <w:b/>
-          <w:bCs/>
-        </w:rPr>
-        <w:t xml:space="preserve"> существенной части</w:t>
-      </w:r>
-      <w:r>
-        <w:rPr>
-          <w:rFonts w:ascii="Times New Roman" w:hAnsi="Times New Roman" w:cs="Times New Roman"/>
-        </w:rPr>
-        <w:t xml:space="preserve"> базы данных</w:t>
-      </w:r>
-      <w:r>
-        <w:rPr>
-          <w:rFonts w:ascii="Times New Roman" w:hAnsi="Times New Roman" w:cs="Times New Roman"/>
-        </w:rPr>
-        <w:t>:</w:t>
-      </w:r>
-      <w:r>
-        <w:rPr>
-          <w:rFonts w:ascii="Times New Roman" w:hAnsi="Times New Roman" w:cs="Times New Roman"/>
-        </w:rPr>
-        <w:t xml:space="preserve"> перенос всего содержания или значительной доли материалов на другой носитель</w:t>
-      </w:r>
-      <w:r>
-        <w:rPr>
-          <w:rFonts w:ascii="Times New Roman" w:hAnsi="Times New Roman" w:cs="Times New Roman"/>
-        </w:rPr>
-        <w:t xml:space="preserve"> (п.1 ст. 1334 ГК РФ)</w:t>
+        <w:t>Структура является единственно возможной или технически неизбежной</w:t>
       </w:r>
       <w:r>
         <w:rPr>
@@ -1180,9 +1218,10 @@
     </w:p>
     <w:p>
       <w:pPr>
+        <w:pStyle w:val="a7"/>
         <w:numPr>
           <w:ilvl w:val="0"/>
-          <w:numId w:val="7"/>
+          <w:numId w:val="20"/>
         </w:numPr>
         <w:rPr>
           <w:rFonts w:ascii="Times New Roman" w:hAnsi="Times New Roman" w:cs="Times New Roman"/>
@@ -1191,44 +1230,262 @@
       <w:r>
         <w:rPr>
           <w:rFonts w:ascii="Times New Roman" w:hAnsi="Times New Roman" w:cs="Times New Roman"/>
-          <w:b/>
-          <w:bCs/>
-        </w:rPr>
-        <w:t xml:space="preserve">Неоднократное </w:t>
-      </w:r>
-      <w:r>
-        <w:rPr>
-          <w:rFonts w:ascii="Times New Roman" w:hAnsi="Times New Roman" w:cs="Times New Roman"/>
-        </w:rPr>
-        <w:t>извлечение</w:t>
-      </w:r>
-      <w:r>
-        <w:rPr>
-          <w:rFonts w:ascii="Times New Roman" w:hAnsi="Times New Roman" w:cs="Times New Roman"/>
-          <w:b/>
-          <w:bCs/>
-        </w:rPr>
-        <w:t xml:space="preserve"> несущественной части</w:t>
-      </w:r>
-      <w:r>
-        <w:rPr>
-          <w:rFonts w:ascii="Times New Roman" w:hAnsi="Times New Roman" w:cs="Times New Roman"/>
-        </w:rPr>
-        <w:t>, если такие действия противоречат нормальному использованию базы и ущемляют законные интересы изготовителя (п. 3 ст. 1335.1 ГК РФ).</w:t>
-      </w:r>
-    </w:p>
-    <w:p>
-      <w:pPr>
-        <w:rPr>
-          <w:rFonts w:ascii="Times New Roman" w:hAnsi="Times New Roman" w:cs="Times New Roman"/>
-          <w:b/>
-          <w:bCs/>
-        </w:rPr>
-      </w:pPr>
-      <w:r>
-        <w:rPr>
-          <w:rFonts w:ascii="Times New Roman" w:hAnsi="Times New Roman" w:cs="Times New Roman"/>
-        </w:rPr>
+        </w:rPr>
+        <w:t xml:space="preserve">Вы использовали иную структуру, совпадение </w:t>
+      </w:r>
+      <w:r>
+        <w:rPr>
+          <w:rFonts w:ascii="Times New Roman" w:hAnsi="Times New Roman" w:cs="Times New Roman"/>
+        </w:rPr>
+        <w:t>–</w:t>
+      </w:r>
+      <w:r>
+        <w:rPr>
+          <w:rFonts w:ascii="Times New Roman" w:hAnsi="Times New Roman" w:cs="Times New Roman"/>
+        </w:rPr>
+        <w:t xml:space="preserve"> случайное или обусловлено стандартами</w:t>
+      </w:r>
+      <w:r>
+        <w:rPr>
+          <w:rFonts w:ascii="Times New Roman" w:hAnsi="Times New Roman" w:cs="Times New Roman"/>
+        </w:rPr>
+        <w:t>.</w:t>
+      </w:r>
+    </w:p>
+    <w:p>
+      <w:pPr>
+        <w:rPr>
+          <w:rFonts w:ascii="Times New Roman" w:hAnsi="Times New Roman" w:cs="Times New Roman"/>
+          <w:b/>
+          <w:bCs/>
+        </w:rPr>
+      </w:pPr>
+      <w:r>
+        <w:rPr>
+          <w:rFonts w:ascii="Times New Roman" w:hAnsi="Times New Roman" w:cs="Times New Roman"/>
+          <w:b/>
+          <w:bCs/>
+        </w:rPr>
+        <w:t>Вариант</w:t>
+      </w:r>
+      <w:r>
+        <w:rPr>
+          <w:rFonts w:ascii="Times New Roman" w:hAnsi="Times New Roman" w:cs="Times New Roman"/>
+          <w:b/>
+          <w:bCs/>
+        </w:rPr>
+        <w:t xml:space="preserve"> Б. Нарушение смежного права на содержание</w:t>
+      </w:r>
+    </w:p>
+    <w:p>
+      <w:pPr>
+        <w:rPr>
+          <w:rFonts w:ascii="Times New Roman" w:hAnsi="Times New Roman" w:cs="Times New Roman"/>
+          <w:b/>
+          <w:bCs/>
+        </w:rPr>
+      </w:pPr>
+      <w:r>
+        <w:rPr>
+          <w:rFonts w:ascii="Times New Roman" w:hAnsi="Times New Roman" w:cs="Times New Roman"/>
+          <w:b/>
+          <w:bCs/>
+        </w:rPr>
+        <w:t>Нарушением является:</w:t>
+      </w:r>
+    </w:p>
+    <w:p>
+      <w:pPr>
+        <w:pStyle w:val="a7"/>
+        <w:numPr>
+          <w:ilvl w:val="0"/>
+          <w:numId w:val="23"/>
+        </w:numPr>
+        <w:rPr>
+          <w:rFonts w:ascii="Times New Roman" w:hAnsi="Times New Roman" w:cs="Times New Roman"/>
+        </w:rPr>
+      </w:pPr>
+      <w:r>
+        <w:rPr>
+          <w:rFonts w:ascii="Times New Roman" w:hAnsi="Times New Roman" w:cs="Times New Roman"/>
+        </w:rPr>
+        <w:t>Извлечение существенной части базы</w:t>
+      </w:r>
+      <w:r>
+        <w:rPr>
+          <w:rFonts w:ascii="Times New Roman" w:hAnsi="Times New Roman" w:cs="Times New Roman"/>
+        </w:rPr>
+        <w:t>, то есть</w:t>
+      </w:r>
+      <w:r>
+        <w:rPr>
+          <w:rFonts w:ascii="Times New Roman" w:hAnsi="Times New Roman" w:cs="Times New Roman"/>
+        </w:rPr>
+        <w:t xml:space="preserve"> перенос всего содержания или значительной доли материалов на другой носитель.</w:t>
+      </w:r>
+    </w:p>
+    <w:p>
+      <w:pPr>
+        <w:pStyle w:val="a7"/>
+        <w:numPr>
+          <w:ilvl w:val="0"/>
+          <w:numId w:val="23"/>
+        </w:numPr>
+        <w:rPr>
+          <w:rFonts w:ascii="Times New Roman" w:hAnsi="Times New Roman" w:cs="Times New Roman"/>
+        </w:rPr>
+      </w:pPr>
+      <w:r>
+        <w:rPr>
+          <w:rFonts w:ascii="Times New Roman" w:hAnsi="Times New Roman" w:cs="Times New Roman"/>
+        </w:rPr>
+        <w:t xml:space="preserve">Неоднократное извлечение несущественной части, если </w:t>
+      </w:r>
+      <w:r>
+        <w:rPr>
+          <w:rFonts w:ascii="Times New Roman" w:hAnsi="Times New Roman" w:cs="Times New Roman"/>
+        </w:rPr>
+        <w:t>они</w:t>
+      </w:r>
+      <w:r>
+        <w:rPr>
+          <w:rFonts w:ascii="Times New Roman" w:hAnsi="Times New Roman" w:cs="Times New Roman"/>
+        </w:rPr>
+        <w:t xml:space="preserve"> противоречат нормальному использованию базы (</w:t>
+      </w:r>
+      <w:hyperlink r:id="rId8" w:history="1">
+        <w:r>
+          <w:rPr>
+            <w:rStyle w:val="ac"/>
+            <w:rFonts w:ascii="Times New Roman" w:hAnsi="Times New Roman" w:cs="Times New Roman"/>
+          </w:rPr>
+          <w:t>п. 3 ст. 1335.1 ГК РФ</w:t>
+        </w:r>
+      </w:hyperlink>
+      <w:r>
+        <w:rPr>
+          <w:rFonts w:ascii="Times New Roman" w:hAnsi="Times New Roman" w:cs="Times New Roman"/>
+        </w:rPr>
+        <w:t>).</w:t>
+      </w:r>
+    </w:p>
+    <w:p>
+      <w:pPr>
+        <w:rPr>
+          <w:rFonts w:ascii="Times New Roman" w:hAnsi="Times New Roman" w:cs="Times New Roman"/>
+          <w:b/>
+          <w:bCs/>
+        </w:rPr>
+      </w:pPr>
+      <w:r>
+        <w:rPr>
+          <w:rFonts w:ascii="Times New Roman" w:hAnsi="Times New Roman" w:cs="Times New Roman"/>
+          <w:b/>
+          <w:bCs/>
+        </w:rPr>
+        <w:t>Что проверять:</w:t>
+      </w:r>
+    </w:p>
+    <w:p>
+      <w:pPr>
+        <w:pStyle w:val="a7"/>
+        <w:numPr>
+          <w:ilvl w:val="0"/>
+          <w:numId w:val="24"/>
+        </w:numPr>
+        <w:rPr>
+          <w:rFonts w:ascii="Times New Roman" w:hAnsi="Times New Roman" w:cs="Times New Roman"/>
+        </w:rPr>
+      </w:pPr>
+      <w:r>
+        <w:rPr>
+          <w:rFonts w:ascii="Times New Roman" w:hAnsi="Times New Roman" w:cs="Times New Roman"/>
+        </w:rPr>
+        <w:t>Есть ли у вас лицензия, покрывающая фактическое использование</w:t>
+      </w:r>
+      <w:r>
+        <w:rPr>
+          <w:rFonts w:ascii="Times New Roman" w:hAnsi="Times New Roman" w:cs="Times New Roman"/>
+        </w:rPr>
+        <w:t>.</w:t>
+      </w:r>
+    </w:p>
+    <w:p>
+      <w:pPr>
+        <w:pStyle w:val="a7"/>
+        <w:numPr>
+          <w:ilvl w:val="0"/>
+          <w:numId w:val="24"/>
+        </w:numPr>
+        <w:rPr>
+          <w:rFonts w:ascii="Times New Roman" w:hAnsi="Times New Roman" w:cs="Times New Roman"/>
+        </w:rPr>
+      </w:pPr>
+      <w:r>
+        <w:rPr>
+          <w:rFonts w:ascii="Times New Roman" w:hAnsi="Times New Roman" w:cs="Times New Roman"/>
+        </w:rPr>
+        <w:t>Какой объём данных вы извлекли. Судебная практика формирует критерий: извлечение около 50% содержания признавалось существенной частью</w:t>
+      </w:r>
+      <w:r>
+        <w:rPr>
+          <w:rFonts w:ascii="Times New Roman" w:hAnsi="Times New Roman" w:cs="Times New Roman"/>
+        </w:rPr>
+        <w:t>.</w:t>
+      </w:r>
+    </w:p>
+    <w:p>
+      <w:pPr>
+        <w:pStyle w:val="a7"/>
+        <w:numPr>
+          <w:ilvl w:val="0"/>
+          <w:numId w:val="24"/>
+        </w:numPr>
+        <w:rPr>
+          <w:rFonts w:ascii="Times New Roman" w:hAnsi="Times New Roman" w:cs="Times New Roman"/>
+        </w:rPr>
+      </w:pPr>
+      <w:r>
+        <w:rPr>
+          <w:rFonts w:ascii="Times New Roman" w:hAnsi="Times New Roman" w:cs="Times New Roman"/>
+        </w:rPr>
+        <w:t>Была ли база обнародована</w:t>
+      </w:r>
+      <w:r>
+        <w:rPr>
+          <w:rFonts w:ascii="Times New Roman" w:hAnsi="Times New Roman" w:cs="Times New Roman"/>
+        </w:rPr>
+        <w:t>, иначе невозможно говорить об отсутствии нарушения (</w:t>
+      </w:r>
+      <w:hyperlink r:id="rId9" w:history="1">
+        <w:r>
+          <w:rPr>
+            <w:rStyle w:val="ac"/>
+            <w:rFonts w:ascii="Times New Roman" w:hAnsi="Times New Roman" w:cs="Times New Roman"/>
+          </w:rPr>
+          <w:t>п. 3 ст. 1335.1 ГК РФ</w:t>
+        </w:r>
+      </w:hyperlink>
+      <w:r>
+        <w:rPr>
+          <w:rFonts w:ascii="Times New Roman" w:hAnsi="Times New Roman" w:cs="Times New Roman"/>
+        </w:rPr>
+        <w:t>).</w:t>
+      </w:r>
+    </w:p>
+    <w:p>
+      <w:pPr>
+        <w:rPr>
+          <w:rFonts w:ascii="Times New Roman" w:hAnsi="Times New Roman" w:cs="Times New Roman"/>
+          <w:b/>
+          <w:bCs/>
+        </w:rPr>
+      </w:pPr>
+      <w:r>
+        <w:rPr>
+          <w:rFonts w:ascii="Times New Roman" w:hAnsi="Times New Roman" w:cs="Times New Roman"/>
+        </w:rPr>
+        <w:lastRenderedPageBreak/>
         <w:t xml:space="preserve">См. также: </w:t>
       </w:r>
       <w:r>
@@ -1236,13 +1493,27 @@
           <w:rFonts w:ascii="Times New Roman" w:hAnsi="Times New Roman" w:cs="Times New Roman"/>
           <w:color w:val="5B9BD5" w:themeColor="accent5"/>
         </w:rPr>
-        <w:t>Статья «База данных и ее содержание: когда предъявление претензии необоснованно?»</w:t>
-      </w:r>
-      <w:r>
-        <w:rPr>
+        <w:t>Статья «</w:t>
+      </w:r>
+      <w:r>
+        <w:rPr>
+          <w:rFonts w:ascii="Times New Roman" w:hAnsi="Times New Roman" w:cs="Times New Roman"/>
           <w:color w:val="5B9BD5" w:themeColor="accent5"/>
         </w:rPr>
-        <w:t xml:space="preserve"> </w:t>
+        <w:t>Использование базы данных</w:t>
+      </w:r>
+      <w:r>
+        <w:rPr>
+          <w:rFonts w:ascii="Times New Roman" w:hAnsi="Times New Roman" w:cs="Times New Roman"/>
+          <w:color w:val="5B9BD5" w:themeColor="accent5"/>
+        </w:rPr>
+        <w:t>: когда предъявление претензии необоснованно?»</w:t>
+      </w:r>
+      <w:r>
+        <w:rPr>
+          <w:color w:val="5B9BD5" w:themeColor="accent5"/>
+        </w:rPr>
+        <w:t>.</w:t>
       </w:r>
       <w:r>
         <w:br/>
@@ -1300,7 +1571,44 @@
           <w:b/>
           <w:bCs/>
         </w:rPr>
-        <w:t xml:space="preserve"> (ст. 1250 ГК РФ)</w:t>
+        <w:t xml:space="preserve"> (</w:t>
+      </w:r>
+      <w:hyperlink r:id="rId10" w:history="1">
+        <w:r>
+          <w:rPr>
+            <w:rStyle w:val="ac"/>
+            <w:rFonts w:ascii="Times New Roman" w:hAnsi="Times New Roman" w:cs="Times New Roman"/>
+            <w:b/>
+            <w:bCs/>
+          </w:rPr>
+          <w:t>ст</w:t>
+        </w:r>
+        <w:r>
+          <w:rPr>
+            <w:rStyle w:val="ac"/>
+            <w:rFonts w:ascii="Times New Roman" w:hAnsi="Times New Roman" w:cs="Times New Roman"/>
+            <w:b/>
+            <w:bCs/>
+          </w:rPr>
+          <w:t>.</w:t>
+        </w:r>
+        <w:r>
+          <w:rPr>
+            <w:rStyle w:val="ac"/>
+            <w:rFonts w:ascii="Times New Roman" w:hAnsi="Times New Roman" w:cs="Times New Roman"/>
+            <w:b/>
+            <w:bCs/>
+          </w:rPr>
+          <w:t xml:space="preserve"> 1250 ГК РФ</w:t>
+        </w:r>
+      </w:hyperlink>
+      <w:r>
+        <w:rPr>
+          <w:rFonts w:ascii="Times New Roman" w:hAnsi="Times New Roman" w:cs="Times New Roman"/>
+          <w:b/>
+          <w:bCs/>
+        </w:rPr>
+        <w:t>)</w:t>
       </w:r>
     </w:p>
     <w:p>
@@ -1400,7 +1708,57 @@
         <w:rPr>
           <w:rFonts w:ascii="Times New Roman" w:hAnsi="Times New Roman" w:cs="Times New Roman"/>
         </w:rPr>
-        <w:t>Подготовьте ответ со ссылками на ст. 1335.1 ГК РФ.</w:t>
+        <w:t xml:space="preserve">Подготовьте ответ со ссылками на </w:t>
+      </w:r>
+      <w:hyperlink r:id="rId11" w:history="1">
+        <w:r>
+          <w:rPr>
+            <w:rStyle w:val="ac"/>
+            <w:rFonts w:ascii="Times New Roman" w:hAnsi="Times New Roman" w:cs="Times New Roman"/>
+          </w:rPr>
+          <w:t xml:space="preserve">п. 3 </w:t>
+        </w:r>
+        <w:r>
+          <w:rPr>
+            <w:rStyle w:val="ac"/>
+            <w:rFonts w:ascii="Times New Roman" w:hAnsi="Times New Roman" w:cs="Times New Roman"/>
+          </w:rPr>
+          <w:t>ст.</w:t>
+        </w:r>
+        <w:r>
+          <w:rPr>
+            <w:rStyle w:val="ac"/>
+            <w:rFonts w:ascii="Times New Roman" w:hAnsi="Times New Roman" w:cs="Times New Roman"/>
+          </w:rPr>
+          <w:t xml:space="preserve"> </w:t>
+        </w:r>
+        <w:r>
+          <w:rPr>
+            <w:rStyle w:val="ac"/>
+            <w:rFonts w:ascii="Times New Roman" w:hAnsi="Times New Roman" w:cs="Times New Roman"/>
+          </w:rPr>
+          <w:t>13</w:t>
+        </w:r>
+        <w:r>
+          <w:rPr>
+            <w:rStyle w:val="ac"/>
+            <w:rFonts w:ascii="Times New Roman" w:hAnsi="Times New Roman" w:cs="Times New Roman"/>
+          </w:rPr>
+          <w:t>3</w:t>
+        </w:r>
+        <w:r>
+          <w:rPr>
+            <w:rStyle w:val="ac"/>
+            <w:rFonts w:ascii="Times New Roman" w:hAnsi="Times New Roman" w:cs="Times New Roman"/>
+          </w:rPr>
+          <w:t>5.1 ГК РФ</w:t>
+        </w:r>
+      </w:hyperlink>
+      <w:r>
+        <w:rPr>
+          <w:rFonts w:ascii="Times New Roman" w:hAnsi="Times New Roman" w:cs="Times New Roman"/>
+        </w:rPr>
+        <w:t>.</w:t>
       </w:r>
     </w:p>
     <w:p>
@@ -1417,7 +1775,6 @@
         <w:rPr>
           <w:rFonts w:ascii="Times New Roman" w:hAnsi="Times New Roman" w:cs="Times New Roman"/>
         </w:rPr>
-        <w:lastRenderedPageBreak/>
         <w:t>Приложите доказательства: лицензию, договор, документы о самостоятельном получении данных.</w:t>
       </w:r>
     </w:p>
@@ -1640,7 +1997,37 @@
         <w:rPr>
           <w:rFonts w:ascii="Times New Roman" w:hAnsi="Times New Roman" w:cs="Times New Roman"/>
         </w:rPr>
-        <w:t>ссылки на ст. 1334, 1335.1, если использование правомерно</w:t>
+        <w:t xml:space="preserve">ссылки на </w:t>
+      </w:r>
+      <w:hyperlink r:id="rId12" w:history="1">
+        <w:r>
+          <w:rPr>
+            <w:rStyle w:val="ac"/>
+            <w:rFonts w:ascii="Times New Roman" w:hAnsi="Times New Roman" w:cs="Times New Roman"/>
+          </w:rPr>
+          <w:t>ст. 1334</w:t>
+        </w:r>
+      </w:hyperlink>
+      <w:r>
+        <w:rPr>
+          <w:rFonts w:ascii="Times New Roman" w:hAnsi="Times New Roman" w:cs="Times New Roman"/>
+        </w:rPr>
+        <w:t xml:space="preserve">, </w:t>
+      </w:r>
+      <w:hyperlink r:id="rId13" w:history="1">
+        <w:r>
+          <w:rPr>
+            <w:rStyle w:val="ac"/>
+            <w:rFonts w:ascii="Times New Roman" w:hAnsi="Times New Roman" w:cs="Times New Roman"/>
+          </w:rPr>
+          <w:t>1335.1</w:t>
+        </w:r>
+      </w:hyperlink>
+      <w:r>
+        <w:rPr>
+          <w:rFonts w:ascii="Times New Roman" w:hAnsi="Times New Roman" w:cs="Times New Roman"/>
+        </w:rPr>
+        <w:t>, если использование правомерно</w:t>
       </w:r>
       <w:r>
         <w:rPr>
@@ -1863,6 +2250,7 @@
         <w:rPr>
           <w:rFonts w:ascii="Times New Roman" w:hAnsi="Times New Roman" w:cs="Times New Roman"/>
         </w:rPr>
+        <w:lastRenderedPageBreak/>
         <w:t>Если заявитель</w:t>
       </w:r>
       <w:r>
@@ -1942,7 +2330,22 @@
         <w:rPr>
           <w:rFonts w:ascii="Times New Roman" w:hAnsi="Times New Roman" w:cs="Times New Roman"/>
         </w:rPr>
-        <w:t xml:space="preserve"> (п. 5.1 ст. 1252 ГК РФ)</w:t>
+        <w:t xml:space="preserve"> (</w:t>
+      </w:r>
+      <w:hyperlink r:id="rId14" w:history="1">
+        <w:r>
+          <w:rPr>
+            <w:rStyle w:val="ac"/>
+            <w:rFonts w:ascii="Times New Roman" w:hAnsi="Times New Roman" w:cs="Times New Roman"/>
+          </w:rPr>
+          <w:t>п. 5.1 ст. 1252 ГК РФ</w:t>
+        </w:r>
+      </w:hyperlink>
+      <w:r>
+        <w:rPr>
+          <w:rFonts w:ascii="Times New Roman" w:hAnsi="Times New Roman" w:cs="Times New Roman"/>
+        </w:rPr>
+        <w:t>)</w:t>
       </w:r>
       <w:r>
         <w:rPr>
@@ -2184,6 +2587,119 @@
     </w:lvl>
   </w:abstractNum>
   <w:abstractNum w:abstractNumId="1" w15:restartNumberingAfterBreak="0">
+    <w:nsid w:val="07CC4798"/>
+    <w:multiLevelType w:val="hybridMultilevel"/>
+    <w:tmpl w:val="D0FCD97E"/>
+    <w:lvl w:ilvl="0" w:tplc="04190001">
+      <w:start w:val="1"/>
+      <w:numFmt w:val="bullet"/>
+      <w:lvlText w:val=""/>
+      <w:lvlJc w:val="left"/>
+      <w:pPr>
+        <w:ind w:left="720" w:hanging="360"/>
+      </w:pPr>
+      <w:rPr>
+        <w:rFonts w:ascii="Symbol" w:hAnsi="Symbol" w:hint="default"/>
+      </w:rPr>
+    </w:lvl>
+    <w:lvl w:ilvl="1" w:tplc="04190003" w:tentative="1">
+      <w:start w:val="1"/>
+      <w:numFmt w:val="bullet"/>
+      <w:lvlText w:val="o"/>
+      <w:lvlJc w:val="left"/>
+      <w:pPr>
+        <w:ind w:left="1440" w:hanging="360"/>
+      </w:pPr>
+      <w:rPr>
+        <w:rFonts w:ascii="Courier New" w:hAnsi="Courier New" w:cs="Courier New" w:hint="default"/>
+      </w:rPr>
+    </w:lvl>
+    <w:lvl w:ilvl="2" w:tplc="04190005" w:tentative="1">
+      <w:start w:val="1"/>
+      <w:numFmt w:val="bullet"/>
+      <w:lvlText w:val=""/>
+      <w:lvlJc w:val="left"/>
+      <w:pPr>
+        <w:ind w:left="2160" w:hanging="360"/>
+      </w:pPr>
+      <w:rPr>
+        <w:rFonts w:ascii="Wingdings" w:hAnsi="Wingdings" w:hint="default"/>
+      </w:rPr>
+    </w:lvl>
+    <w:lvl w:ilvl="3" w:tplc="04190001" w:tentative="1">
+      <w:start w:val="1"/>
+      <w:numFmt w:val="bullet"/>
+      <w:lvlText w:val=""/>
+      <w:lvlJc w:val="left"/>
+      <w:pPr>
+        <w:ind w:left="2880" w:hanging="360"/>
+      </w:pPr>
+      <w:rPr>
+        <w:rFonts w:ascii="Symbol" w:hAnsi="Symbol" w:hint="default"/>
+      </w:rPr>
+    </w:lvl>
+    <w:lvl w:ilvl="4" w:tplc="04190003" w:tentative="1">
+      <w:start w:val="1"/>
+      <w:numFmt w:val="bullet"/>
+      <w:lvlText w:val="o"/>
+      <w:lvlJc w:val="left"/>
+      <w:pPr>
+        <w:ind w:left="3600" w:hanging="360"/>
+      </w:pPr>
+      <w:rPr>
+        <w:rFonts w:ascii="Courier New" w:hAnsi="Courier New" w:cs="Courier New" w:hint="default"/>
+      </w:rPr>
+    </w:lvl>
+    <w:lvl w:ilvl="5" w:tplc="04190005" w:tentative="1">
+      <w:start w:val="1"/>
+      <w:numFmt w:val="bullet"/>
+      <w:lvlText w:val=""/>
+      <w:lvlJc w:val="left"/>
+      <w:pPr>
+        <w:ind w:left="4320" w:hanging="360"/>
+      </w:pPr>
+      <w:rPr>
+        <w:rFonts w:ascii="Wingdings" w:hAnsi="Wingdings" w:hint="default"/>
+      </w:rPr>
+    </w:lvl>
+    <w:lvl w:ilvl="6" w:tplc="04190001" w:tentative="1">
+      <w:start w:val="1"/>
+      <w:numFmt w:val="bullet"/>
+      <w:lvlText w:val=""/>
+      <w:lvlJc w:val="left"/>
+      <w:pPr>
+        <w:ind w:left="5040" w:hanging="360"/>
+      </w:pPr>
+      <w:rPr>
+        <w:rFonts w:ascii="Symbol" w:hAnsi="Symbol" w:hint="default"/>
+      </w:rPr>
+    </w:lvl>
+    <w:lvl w:ilvl="7" w:tplc="04190003" w:tentative="1">
+      <w:start w:val="1"/>
+      <w:numFmt w:val="bullet"/>
+      <w:lvlText w:val="o"/>
+      <w:lvlJc w:val="left"/>
+      <w:pPr>
+        <w:ind w:left="5760" w:hanging="360"/>
+      </w:pPr>
+      <w:rPr>
+        <w:rFonts w:ascii="Courier New" w:hAnsi="Courier New" w:cs="Courier New" w:hint="default"/>
+      </w:rPr>
+    </w:lvl>
+    <w:lvl w:ilvl="8" w:tplc="04190005" w:tentative="1">
+      <w:start w:val="1"/>
+      <w:numFmt w:val="bullet"/>
+      <w:lvlText w:val=""/>
+      <w:lvlJc w:val="left"/>
+      <w:pPr>
+        <w:ind w:left="6480" w:hanging="360"/>
+      </w:pPr>
+      <w:rPr>
+        <w:rFonts w:ascii="Wingdings" w:hAnsi="Wingdings" w:hint="default"/>
+      </w:rPr>
+    </w:lvl>
+  </w:abstractNum>
+  <w:abstractNum w:abstractNumId="2" w15:restartNumberingAfterBreak="0">
     <w:nsid w:val="17B245B6"/>
     <w:multiLevelType w:val="hybridMultilevel"/>
     <w:tmpl w:val="5A42EA3A"/>
@@ -2296,7 +2812,120 @@
       </w:rPr>
     </w:lvl>
   </w:abstractNum>
-  <w:abstractNum w:abstractNumId="2" w15:restartNumberingAfterBreak="0">
+  <w:abstractNum w:abstractNumId="3" w15:restartNumberingAfterBreak="0">
+    <w:nsid w:val="17D2018D"/>
+    <w:multiLevelType w:val="hybridMultilevel"/>
+    <w:tmpl w:val="7B5E6702"/>
+    <w:lvl w:ilvl="0" w:tplc="04190001">
+      <w:start w:val="1"/>
+      <w:numFmt w:val="bullet"/>
+      <w:lvlText w:val=""/>
+      <w:lvlJc w:val="left"/>
+      <w:pPr>
+        <w:ind w:left="720" w:hanging="360"/>
+      </w:pPr>
+      <w:rPr>
+        <w:rFonts w:ascii="Symbol" w:hAnsi="Symbol" w:hint="default"/>
+      </w:rPr>
+    </w:lvl>
+    <w:lvl w:ilvl="1" w:tplc="04190003" w:tentative="1">
+      <w:start w:val="1"/>
+      <w:numFmt w:val="bullet"/>
+      <w:lvlText w:val="o"/>
+      <w:lvlJc w:val="left"/>
+      <w:pPr>
+        <w:ind w:left="1440" w:hanging="360"/>
+      </w:pPr>
+      <w:rPr>
+        <w:rFonts w:ascii="Courier New" w:hAnsi="Courier New" w:cs="Courier New" w:hint="default"/>
+      </w:rPr>
+    </w:lvl>
+    <w:lvl w:ilvl="2" w:tplc="04190005" w:tentative="1">
+      <w:start w:val="1"/>
+      <w:numFmt w:val="bullet"/>
+      <w:lvlText w:val=""/>
+      <w:lvlJc w:val="left"/>
+      <w:pPr>
+        <w:ind w:left="2160" w:hanging="360"/>
+      </w:pPr>
+      <w:rPr>
+        <w:rFonts w:ascii="Wingdings" w:hAnsi="Wingdings" w:hint="default"/>
+      </w:rPr>
+    </w:lvl>
+    <w:lvl w:ilvl="3" w:tplc="04190001" w:tentative="1">
+      <w:start w:val="1"/>
+      <w:numFmt w:val="bullet"/>
+      <w:lvlText w:val=""/>
+      <w:lvlJc w:val="left"/>
+      <w:pPr>
+        <w:ind w:left="2880" w:hanging="360"/>
+      </w:pPr>
+      <w:rPr>
+        <w:rFonts w:ascii="Symbol" w:hAnsi="Symbol" w:hint="default"/>
+      </w:rPr>
+    </w:lvl>
+    <w:lvl w:ilvl="4" w:tplc="04190003" w:tentative="1">
+      <w:start w:val="1"/>
+      <w:numFmt w:val="bullet"/>
+      <w:lvlText w:val="o"/>
+      <w:lvlJc w:val="left"/>
+      <w:pPr>
+        <w:ind w:left="3600" w:hanging="360"/>
+      </w:pPr>
+      <w:rPr>
+        <w:rFonts w:ascii="Courier New" w:hAnsi="Courier New" w:cs="Courier New" w:hint="default"/>
+      </w:rPr>
+    </w:lvl>
+    <w:lvl w:ilvl="5" w:tplc="04190005" w:tentative="1">
+      <w:start w:val="1"/>
+      <w:numFmt w:val="bullet"/>
+      <w:lvlText w:val=""/>
+      <w:lvlJc w:val="left"/>
+      <w:pPr>
+        <w:ind w:left="4320" w:hanging="360"/>
+      </w:pPr>
+      <w:rPr>
+        <w:rFonts w:ascii="Wingdings" w:hAnsi="Wingdings" w:hint="default"/>
+      </w:rPr>
+    </w:lvl>
+    <w:lvl w:ilvl="6" w:tplc="04190001" w:tentative="1">
+      <w:start w:val="1"/>
+      <w:numFmt w:val="bullet"/>
+      <w:lvlText w:val=""/>
+      <w:lvlJc w:val="left"/>
+      <w:pPr>
+        <w:ind w:left="5040" w:hanging="360"/>
+      </w:pPr>
+      <w:rPr>
+        <w:rFonts w:ascii="Symbol" w:hAnsi="Symbol" w:hint="default"/>
+      </w:rPr>
+    </w:lvl>
+    <w:lvl w:ilvl="7" w:tplc="04190003" w:tentative="1">
+      <w:start w:val="1"/>
+      <w:numFmt w:val="bullet"/>
+      <w:lvlText w:val="o"/>
+      <w:lvlJc w:val="left"/>
+      <w:pPr>
+        <w:ind w:left="5760" w:hanging="360"/>
+      </w:pPr>
+      <w:rPr>
+        <w:rFonts w:ascii="Courier New" w:hAnsi="Courier New" w:cs="Courier New" w:hint="default"/>
+      </w:rPr>
+    </w:lvl>
+    <w:lvl w:ilvl="8" w:tplc="04190005" w:tentative="1">
+      <w:start w:val="1"/>
+      <w:numFmt w:val="bullet"/>
+      <w:lvlText w:val=""/>
+      <w:lvlJc w:val="left"/>
+      <w:pPr>
+        <w:ind w:left="6480" w:hanging="360"/>
+      </w:pPr>
+      <w:rPr>
+        <w:rFonts w:ascii="Wingdings" w:hAnsi="Wingdings" w:hint="default"/>
+      </w:rPr>
+    </w:lvl>
+  </w:abstractNum>
+  <w:abstractNum w:abstractNumId="4" w15:restartNumberingAfterBreak="0">
     <w:nsid w:val="1CCC7B71"/>
     <w:multiLevelType w:val="multilevel"/>
     <w:tmpl w:val="EB76A7B4"/>
@@ -2445,7 +3074,7 @@
       </w:rPr>
     </w:lvl>
   </w:abstractNum>
-  <w:abstractNum w:abstractNumId="3" w15:restartNumberingAfterBreak="0">
+  <w:abstractNum w:abstractNumId="5" w15:restartNumberingAfterBreak="0">
     <w:nsid w:val="1F984E37"/>
     <w:multiLevelType w:val="multilevel"/>
     <w:tmpl w:val="968278FC"/>
@@ -2594,7 +3223,7 @@
       </w:rPr>
     </w:lvl>
   </w:abstractNum>
-  <w:abstractNum w:abstractNumId="4" w15:restartNumberingAfterBreak="0">
+  <w:abstractNum w:abstractNumId="6" w15:restartNumberingAfterBreak="0">
     <w:nsid w:val="364D5B0E"/>
     <w:multiLevelType w:val="multilevel"/>
     <w:tmpl w:val="FEA46C44"/>
@@ -2743,7 +3372,7 @@
       </w:rPr>
     </w:lvl>
   </w:abstractNum>
-  <w:abstractNum w:abstractNumId="5" w15:restartNumberingAfterBreak="0">
+  <w:abstractNum w:abstractNumId="7" w15:restartNumberingAfterBreak="0">
     <w:nsid w:val="38EA3813"/>
     <w:multiLevelType w:val="multilevel"/>
     <w:tmpl w:val="7730E3DE"/>
@@ -2889,7 +3518,120 @@
       </w:rPr>
     </w:lvl>
   </w:abstractNum>
-  <w:abstractNum w:abstractNumId="6" w15:restartNumberingAfterBreak="0">
+  <w:abstractNum w:abstractNumId="8" w15:restartNumberingAfterBreak="0">
+    <w:nsid w:val="4697503A"/>
+    <w:multiLevelType w:val="hybridMultilevel"/>
+    <w:tmpl w:val="1A5C8F90"/>
+    <w:lvl w:ilvl="0" w:tplc="04190001">
+      <w:start w:val="1"/>
+      <w:numFmt w:val="bullet"/>
+      <w:lvlText w:val=""/>
+      <w:lvlJc w:val="left"/>
+      <w:pPr>
+        <w:ind w:left="720" w:hanging="360"/>
+      </w:pPr>
+      <w:rPr>
+        <w:rFonts w:ascii="Symbol" w:hAnsi="Symbol" w:hint="default"/>
+      </w:rPr>
+    </w:lvl>
+    <w:lvl w:ilvl="1" w:tplc="04190003" w:tentative="1">
+      <w:start w:val="1"/>
+      <w:numFmt w:val="bullet"/>
+      <w:lvlText w:val="o"/>
+      <w:lvlJc w:val="left"/>
+      <w:pPr>
+        <w:ind w:left="1440" w:hanging="360"/>
+      </w:pPr>
+      <w:rPr>
+        <w:rFonts w:ascii="Courier New" w:hAnsi="Courier New" w:cs="Courier New" w:hint="default"/>
+      </w:rPr>
+    </w:lvl>
+    <w:lvl w:ilvl="2" w:tplc="04190005" w:tentative="1">
+      <w:start w:val="1"/>
+      <w:numFmt w:val="bullet"/>
+      <w:lvlText w:val=""/>
+      <w:lvlJc w:val="left"/>
+      <w:pPr>
+        <w:ind w:left="2160" w:hanging="360"/>
+      </w:pPr>
+      <w:rPr>
+        <w:rFonts w:ascii="Wingdings" w:hAnsi="Wingdings" w:hint="default"/>
+      </w:rPr>
+    </w:lvl>
+    <w:lvl w:ilvl="3" w:tplc="04190001" w:tentative="1">
+      <w:start w:val="1"/>
+      <w:numFmt w:val="bullet"/>
+      <w:lvlText w:val=""/>
+      <w:lvlJc w:val="left"/>
+      <w:pPr>
+        <w:ind w:left="2880" w:hanging="360"/>
+      </w:pPr>
+      <w:rPr>
+        <w:rFonts w:ascii="Symbol" w:hAnsi="Symbol" w:hint="default"/>
+      </w:rPr>
+    </w:lvl>
+    <w:lvl w:ilvl="4" w:tplc="04190003" w:tentative="1">
+      <w:start w:val="1"/>
+      <w:numFmt w:val="bullet"/>
+      <w:lvlText w:val="o"/>
+      <w:lvlJc w:val="left"/>
+      <w:pPr>
+        <w:ind w:left="3600" w:hanging="360"/>
+      </w:pPr>
+      <w:rPr>
+        <w:rFonts w:ascii="Courier New" w:hAnsi="Courier New" w:cs="Courier New" w:hint="default"/>
+      </w:rPr>
+    </w:lvl>
+    <w:lvl w:ilvl="5" w:tplc="04190005" w:tentative="1">
+      <w:start w:val="1"/>
+      <w:numFmt w:val="bullet"/>
+      <w:lvlText w:val=""/>
+      <w:lvlJc w:val="left"/>
+      <w:pPr>
+        <w:ind w:left="4320" w:hanging="360"/>
+      </w:pPr>
+      <w:rPr>
+        <w:rFonts w:ascii="Wingdings" w:hAnsi="Wingdings" w:hint="default"/>
+      </w:rPr>
+    </w:lvl>
+    <w:lvl w:ilvl="6" w:tplc="04190001" w:tentative="1">
+      <w:start w:val="1"/>
+      <w:numFmt w:val="bullet"/>
+      <w:lvlText w:val=""/>
+      <w:lvlJc w:val="left"/>
+      <w:pPr>
+        <w:ind w:left="5040" w:hanging="360"/>
+      </w:pPr>
+      <w:rPr>
+        <w:rFonts w:ascii="Symbol" w:hAnsi="Symbol" w:hint="default"/>
+      </w:rPr>
+    </w:lvl>
+    <w:lvl w:ilvl="7" w:tplc="04190003" w:tentative="1">
+      <w:start w:val="1"/>
+      <w:numFmt w:val="bullet"/>
+      <w:lvlText w:val="o"/>
+      <w:lvlJc w:val="left"/>
+      <w:pPr>
+        <w:ind w:left="5760" w:hanging="360"/>
+      </w:pPr>
+      <w:rPr>
+        <w:rFonts w:ascii="Courier New" w:hAnsi="Courier New" w:cs="Courier New" w:hint="default"/>
+      </w:rPr>
+    </w:lvl>
+    <w:lvl w:ilvl="8" w:tplc="04190005" w:tentative="1">
+      <w:start w:val="1"/>
+      <w:numFmt w:val="bullet"/>
+      <w:lvlText w:val=""/>
+      <w:lvlJc w:val="left"/>
+      <w:pPr>
+        <w:ind w:left="6480" w:hanging="360"/>
+      </w:pPr>
+      <w:rPr>
+        <w:rFonts w:ascii="Wingdings" w:hAnsi="Wingdings" w:hint="default"/>
+      </w:rPr>
+    </w:lvl>
+  </w:abstractNum>
+  <w:abstractNum w:abstractNumId="9" w15:restartNumberingAfterBreak="0">
     <w:nsid w:val="477E0065"/>
     <w:multiLevelType w:val="multilevel"/>
     <w:tmpl w:val="A35EEAEC"/>
@@ -3038,7 +3780,156 @@
       </w:rPr>
     </w:lvl>
   </w:abstractNum>
-  <w:abstractNum w:abstractNumId="7" w15:restartNumberingAfterBreak="0">
+  <w:abstractNum w:abstractNumId="10" w15:restartNumberingAfterBreak="0">
+    <w:nsid w:val="4CD84852"/>
+    <w:multiLevelType w:val="multilevel"/>
+    <w:tmpl w:val="820EDB54"/>
+    <w:lvl w:ilvl="0">
+      <w:start w:val="1"/>
+      <w:numFmt w:val="bullet"/>
+      <w:lvlText w:val=""/>
+      <w:lvlJc w:val="left"/>
+      <w:pPr>
+        <w:tabs>
+          <w:tab w:val="num" w:pos="720"/>
+        </w:tabs>
+        <w:ind w:left="720" w:hanging="360"/>
+      </w:pPr>
+      <w:rPr>
+        <w:rFonts w:ascii="Symbol" w:hAnsi="Symbol" w:hint="default"/>
+        <w:sz w:val="20"/>
+      </w:rPr>
+    </w:lvl>
+    <w:lvl w:ilvl="1" w:tentative="1">
+      <w:start w:val="1"/>
+      <w:numFmt w:val="bullet"/>
+      <w:lvlText w:val="o"/>
+      <w:lvlJc w:val="left"/>
+      <w:pPr>
+        <w:tabs>
+          <w:tab w:val="num" w:pos="1440"/>
+        </w:tabs>
+        <w:ind w:left="1440" w:hanging="360"/>
+      </w:pPr>
+      <w:rPr>
+        <w:rFonts w:ascii="Courier New" w:hAnsi="Courier New" w:hint="default"/>
+        <w:sz w:val="20"/>
+      </w:rPr>
+    </w:lvl>
+    <w:lvl w:ilvl="2" w:tentative="1">
+      <w:start w:val="1"/>
+      <w:numFmt w:val="bullet"/>
+      <w:lvlText w:val=""/>
+      <w:lvlJc w:val="left"/>
+      <w:pPr>
+        <w:tabs>
+          <w:tab w:val="num" w:pos="2160"/>
+        </w:tabs>
+        <w:ind w:left="2160" w:hanging="360"/>
+      </w:pPr>
+      <w:rPr>
+        <w:rFonts w:ascii="Wingdings" w:hAnsi="Wingdings" w:hint="default"/>
+        <w:sz w:val="20"/>
+      </w:rPr>
+    </w:lvl>
+    <w:lvl w:ilvl="3" w:tentative="1">
+      <w:start w:val="1"/>
+      <w:numFmt w:val="bullet"/>
+      <w:lvlText w:val=""/>
+      <w:lvlJc w:val="left"/>
+      <w:pPr>
+        <w:tabs>
+          <w:tab w:val="num" w:pos="2880"/>
+        </w:tabs>
+        <w:ind w:left="2880" w:hanging="360"/>
+      </w:pPr>
+      <w:rPr>
+        <w:rFonts w:ascii="Wingdings" w:hAnsi="Wingdings" w:hint="default"/>
+        <w:sz w:val="20"/>
+      </w:rPr>
+    </w:lvl>
+    <w:lvl w:ilvl="4" w:tentative="1">
+      <w:start w:val="1"/>
+      <w:numFmt w:val="bullet"/>
+      <w:lvlText w:val=""/>
+      <w:lvlJc w:val="left"/>
+      <w:pPr>
+        <w:tabs>
+          <w:tab w:val="num" w:pos="3600"/>
+        </w:tabs>
+        <w:ind w:left="3600" w:hanging="360"/>
+      </w:pPr>
+      <w:rPr>
+        <w:rFonts w:ascii="Wingdings" w:hAnsi="Wingdings" w:hint="default"/>
+        <w:sz w:val="20"/>
+      </w:rPr>
+    </w:lvl>
+    <w:lvl w:ilvl="5" w:tentative="1">
+      <w:start w:val="1"/>
+      <w:numFmt w:val="bullet"/>
+      <w:lvlText w:val=""/>
+      <w:lvlJc w:val="left"/>
+      <w:pPr>
+        <w:tabs>
+          <w:tab w:val="num" w:pos="4320"/>
+        </w:tabs>
+        <w:ind w:left="4320" w:hanging="360"/>
+      </w:pPr>
+      <w:rPr>
+        <w:rFonts w:ascii="Wingdings" w:hAnsi="Wingdings" w:hint="default"/>
+        <w:sz w:val="20"/>
+      </w:rPr>
+    </w:lvl>
+    <w:lvl w:ilvl="6" w:tentative="1">
+      <w:start w:val="1"/>
+      <w:numFmt w:val="bullet"/>
+      <w:lvlText w:val=""/>
+      <w:lvlJc w:val="left"/>
+      <w:pPr>
+        <w:tabs>
+          <w:tab w:val="num" w:pos="5040"/>
+        </w:tabs>
+        <w:ind w:left="5040" w:hanging="360"/>
+      </w:pPr>
+      <w:rPr>
+        <w:rFonts w:ascii="Wingdings" w:hAnsi="Wingdings" w:hint="default"/>
+        <w:sz w:val="20"/>
+      </w:rPr>
+    </w:lvl>
+    <w:lvl w:ilvl="7" w:tentative="1">
+      <w:start w:val="1"/>
+      <w:numFmt w:val="bullet"/>
+      <w:lvlText w:val=""/>
+      <w:lvlJc w:val="left"/>
+      <w:pPr>
+        <w:tabs>
+          <w:tab w:val="num" w:pos="5760"/>
+        </w:tabs>
+        <w:ind w:left="5760" w:hanging="360"/>
+      </w:pPr>
+      <w:rPr>
+        <w:rFonts w:ascii="Wingdings" w:hAnsi="Wingdings" w:hint="default"/>
+        <w:sz w:val="20"/>
+      </w:rPr>
+    </w:lvl>
+    <w:lvl w:ilvl="8" w:tentative="1">
+      <w:start w:val="1"/>
+      <w:numFmt w:val="bullet"/>
+      <w:lvlText w:val=""/>
+      <w:lvlJc w:val="left"/>
+      <w:pPr>
+        <w:tabs>
+          <w:tab w:val="num" w:pos="6480"/>
+        </w:tabs>
+        <w:ind w:left="6480" w:hanging="360"/>
+      </w:pPr>
+      <w:rPr>
+        <w:rFonts w:ascii="Wingdings" w:hAnsi="Wingdings" w:hint="default"/>
+        <w:sz w:val="20"/>
+      </w:rPr>
+    </w:lvl>
+  </w:abstractNum>
+  <w:abstractNum w:abstractNumId="11" w15:restartNumberingAfterBreak="0">
     <w:nsid w:val="52752BCB"/>
     <w:multiLevelType w:val="multilevel"/>
     <w:tmpl w:val="A64C376C"/>
@@ -3187,7 +4078,7 @@
       </w:rPr>
     </w:lvl>
   </w:abstractNum>
-  <w:abstractNum w:abstractNumId="8" w15:restartNumberingAfterBreak="0">
+  <w:abstractNum w:abstractNumId="12" w15:restartNumberingAfterBreak="0">
     <w:nsid w:val="55A30DE5"/>
     <w:multiLevelType w:val="multilevel"/>
     <w:tmpl w:val="57E42E0A"/>
@@ -3336,7 +4227,7 @@
       </w:rPr>
     </w:lvl>
   </w:abstractNum>
-  <w:abstractNum w:abstractNumId="9" w15:restartNumberingAfterBreak="0">
+  <w:abstractNum w:abstractNumId="13" w15:restartNumberingAfterBreak="0">
     <w:nsid w:val="56B94823"/>
     <w:multiLevelType w:val="hybridMultilevel"/>
     <w:tmpl w:val="7AC66FA4"/>
@@ -3449,7 +4340,7 @@
       </w:rPr>
     </w:lvl>
   </w:abstractNum>
-  <w:abstractNum w:abstractNumId="10" w15:restartNumberingAfterBreak="0">
+  <w:abstractNum w:abstractNumId="14" w15:restartNumberingAfterBreak="0">
     <w:nsid w:val="588F1D60"/>
     <w:multiLevelType w:val="multilevel"/>
     <w:tmpl w:val="2C2E4AA4"/>
@@ -3598,7 +4489,269 @@
       </w:rPr>
     </w:lvl>
   </w:abstractNum>
-  <w:abstractNum w:abstractNumId="11" w15:restartNumberingAfterBreak="0">
+  <w:abstractNum w:abstractNumId="15" w15:restartNumberingAfterBreak="0">
+    <w:nsid w:val="59FB3D04"/>
+    <w:multiLevelType w:val="hybridMultilevel"/>
+    <w:tmpl w:val="2318CA9A"/>
+    <w:lvl w:ilvl="0" w:tplc="04190001">
+      <w:start w:val="1"/>
+      <w:numFmt w:val="bullet"/>
+      <w:lvlText w:val=""/>
+      <w:lvlJc w:val="left"/>
+      <w:pPr>
+        <w:ind w:left="720" w:hanging="360"/>
+      </w:pPr>
+      <w:rPr>
+        <w:rFonts w:ascii="Symbol" w:hAnsi="Symbol" w:hint="default"/>
+      </w:rPr>
+    </w:lvl>
+    <w:lvl w:ilvl="1" w:tplc="04190003" w:tentative="1">
+      <w:start w:val="1"/>
+      <w:numFmt w:val="bullet"/>
+      <w:lvlText w:val="o"/>
+      <w:lvlJc w:val="left"/>
+      <w:pPr>
+        <w:ind w:left="1440" w:hanging="360"/>
+      </w:pPr>
+      <w:rPr>
+        <w:rFonts w:ascii="Courier New" w:hAnsi="Courier New" w:cs="Courier New" w:hint="default"/>
+      </w:rPr>
+    </w:lvl>
+    <w:lvl w:ilvl="2" w:tplc="04190005" w:tentative="1">
+      <w:start w:val="1"/>
+      <w:numFmt w:val="bullet"/>
+      <w:lvlText w:val=""/>
+      <w:lvlJc w:val="left"/>
+      <w:pPr>
+        <w:ind w:left="2160" w:hanging="360"/>
+      </w:pPr>
+      <w:rPr>
+        <w:rFonts w:ascii="Wingdings" w:hAnsi="Wingdings" w:hint="default"/>
+      </w:rPr>
+    </w:lvl>
+    <w:lvl w:ilvl="3" w:tplc="04190001" w:tentative="1">
+      <w:start w:val="1"/>
+      <w:numFmt w:val="bullet"/>
+      <w:lvlText w:val=""/>
+      <w:lvlJc w:val="left"/>
+      <w:pPr>
+        <w:ind w:left="2880" w:hanging="360"/>
+      </w:pPr>
+      <w:rPr>
+        <w:rFonts w:ascii="Symbol" w:hAnsi="Symbol" w:hint="default"/>
+      </w:rPr>
+    </w:lvl>
+    <w:lvl w:ilvl="4" w:tplc="04190003" w:tentative="1">
+      <w:start w:val="1"/>
+      <w:numFmt w:val="bullet"/>
+      <w:lvlText w:val="o"/>
+      <w:lvlJc w:val="left"/>
+      <w:pPr>
+        <w:ind w:left="3600" w:hanging="360"/>
+      </w:pPr>
+      <w:rPr>
+        <w:rFonts w:ascii="Courier New" w:hAnsi="Courier New" w:cs="Courier New" w:hint="default"/>
+      </w:rPr>
+    </w:lvl>
+    <w:lvl w:ilvl="5" w:tplc="04190005" w:tentative="1">
+      <w:start w:val="1"/>
+      <w:numFmt w:val="bullet"/>
+      <w:lvlText w:val=""/>
+      <w:lvlJc w:val="left"/>
+      <w:pPr>
+        <w:ind w:left="4320" w:hanging="360"/>
+      </w:pPr>
+      <w:rPr>
+        <w:rFonts w:ascii="Wingdings" w:hAnsi="Wingdings" w:hint="default"/>
+      </w:rPr>
+    </w:lvl>
+    <w:lvl w:ilvl="6" w:tplc="04190001" w:tentative="1">
+      <w:start w:val="1"/>
+      <w:numFmt w:val="bullet"/>
+      <w:lvlText w:val=""/>
+      <w:lvlJc w:val="left"/>
+      <w:pPr>
+        <w:ind w:left="5040" w:hanging="360"/>
+      </w:pPr>
+      <w:rPr>
+        <w:rFonts w:ascii="Symbol" w:hAnsi="Symbol" w:hint="default"/>
+      </w:rPr>
+    </w:lvl>
+    <w:lvl w:ilvl="7" w:tplc="04190003" w:tentative="1">
+      <w:start w:val="1"/>
+      <w:numFmt w:val="bullet"/>
+      <w:lvlText w:val="o"/>
+      <w:lvlJc w:val="left"/>
+      <w:pPr>
+        <w:ind w:left="5760" w:hanging="360"/>
+      </w:pPr>
+      <w:rPr>
+        <w:rFonts w:ascii="Courier New" w:hAnsi="Courier New" w:cs="Courier New" w:hint="default"/>
+      </w:rPr>
+    </w:lvl>
+    <w:lvl w:ilvl="8" w:tplc="04190005" w:tentative="1">
+      <w:start w:val="1"/>
+      <w:numFmt w:val="bullet"/>
+      <w:lvlText w:val=""/>
+      <w:lvlJc w:val="left"/>
+      <w:pPr>
+        <w:ind w:left="6480" w:hanging="360"/>
+      </w:pPr>
+      <w:rPr>
+        <w:rFonts w:ascii="Wingdings" w:hAnsi="Wingdings" w:hint="default"/>
+      </w:rPr>
+    </w:lvl>
+  </w:abstractNum>
+  <w:abstractNum w:abstractNumId="16" w15:restartNumberingAfterBreak="0">
+    <w:nsid w:val="61012F85"/>
+    <w:multiLevelType w:val="multilevel"/>
+    <w:tmpl w:val="6DBE8620"/>
+    <w:lvl w:ilvl="0">
+      <w:start w:val="1"/>
+      <w:numFmt w:val="bullet"/>
+      <w:lvlText w:val=""/>
+      <w:lvlJc w:val="left"/>
+      <w:pPr>
+        <w:tabs>
+          <w:tab w:val="num" w:pos="720"/>
+        </w:tabs>
+        <w:ind w:left="720" w:hanging="360"/>
+      </w:pPr>
+      <w:rPr>
+        <w:rFonts w:ascii="Symbol" w:hAnsi="Symbol" w:hint="default"/>
+        <w:sz w:val="20"/>
+      </w:rPr>
+    </w:lvl>
+    <w:lvl w:ilvl="1" w:tentative="1">
+      <w:start w:val="1"/>
+      <w:numFmt w:val="bullet"/>
+      <w:lvlText w:val="o"/>
+      <w:lvlJc w:val="left"/>
+      <w:pPr>
+        <w:tabs>
+          <w:tab w:val="num" w:pos="1440"/>
+        </w:tabs>
+        <w:ind w:left="1440" w:hanging="360"/>
+      </w:pPr>
+      <w:rPr>
+        <w:rFonts w:ascii="Courier New" w:hAnsi="Courier New" w:hint="default"/>
+        <w:sz w:val="20"/>
+      </w:rPr>
+    </w:lvl>
+    <w:lvl w:ilvl="2" w:tentative="1">
+      <w:start w:val="1"/>
+      <w:numFmt w:val="bullet"/>
+      <w:lvlText w:val=""/>
+      <w:lvlJc w:val="left"/>
+      <w:pPr>
+        <w:tabs>
+          <w:tab w:val="num" w:pos="2160"/>
+        </w:tabs>
+        <w:ind w:left="2160" w:hanging="360"/>
+      </w:pPr>
+      <w:rPr>
+        <w:rFonts w:ascii="Wingdings" w:hAnsi="Wingdings" w:hint="default"/>
+        <w:sz w:val="20"/>
+      </w:rPr>
+    </w:lvl>
+    <w:lvl w:ilvl="3" w:tentative="1">
+      <w:start w:val="1"/>
+      <w:numFmt w:val="bullet"/>
+      <w:lvlText w:val=""/>
+      <w:lvlJc w:val="left"/>
+      <w:pPr>
+        <w:tabs>
+          <w:tab w:val="num" w:pos="2880"/>
+        </w:tabs>
+        <w:ind w:left="2880" w:hanging="360"/>
+      </w:pPr>
+      <w:rPr>
+        <w:rFonts w:ascii="Wingdings" w:hAnsi="Wingdings" w:hint="default"/>
+        <w:sz w:val="20"/>
+      </w:rPr>
+    </w:lvl>
+    <w:lvl w:ilvl="4" w:tentative="1">
+      <w:start w:val="1"/>
+      <w:numFmt w:val="bullet"/>
+      <w:lvlText w:val=""/>
+      <w:lvlJc w:val="left"/>
+      <w:pPr>
+        <w:tabs>
+          <w:tab w:val="num" w:pos="3600"/>
+        </w:tabs>
+        <w:ind w:left="3600" w:hanging="360"/>
+      </w:pPr>
+      <w:rPr>
+        <w:rFonts w:ascii="Wingdings" w:hAnsi="Wingdings" w:hint="default"/>
+        <w:sz w:val="20"/>
+      </w:rPr>
+    </w:lvl>
+    <w:lvl w:ilvl="5" w:tentative="1">
+      <w:start w:val="1"/>
+      <w:numFmt w:val="bullet"/>
+      <w:lvlText w:val=""/>
+      <w:lvlJc w:val="left"/>
+      <w:pPr>
+        <w:tabs>
+          <w:tab w:val="num" w:pos="4320"/>
+        </w:tabs>
+        <w:ind w:left="4320" w:hanging="360"/>
+      </w:pPr>
+      <w:rPr>
+        <w:rFonts w:ascii="Wingdings" w:hAnsi="Wingdings" w:hint="default"/>
+        <w:sz w:val="20"/>
+      </w:rPr>
+    </w:lvl>
+    <w:lvl w:ilvl="6" w:tentative="1">
+      <w:start w:val="1"/>
+      <w:numFmt w:val="bullet"/>
+      <w:lvlText w:val=""/>
+      <w:lvlJc w:val="left"/>
+      <w:pPr>
+        <w:tabs>
+          <w:tab w:val="num" w:pos="5040"/>
+        </w:tabs>
+        <w:ind w:left="5040" w:hanging="360"/>
+      </w:pPr>
+      <w:rPr>
+        <w:rFonts w:ascii="Wingdings" w:hAnsi="Wingdings" w:hint="default"/>
+        <w:sz w:val="20"/>
+      </w:rPr>
+    </w:lvl>
+    <w:lvl w:ilvl="7" w:tentative="1">
+      <w:start w:val="1"/>
+      <w:numFmt w:val="bullet"/>
+      <w:lvlText w:val=""/>
+      <w:lvlJc w:val="left"/>
+      <w:pPr>
+        <w:tabs>
+          <w:tab w:val="num" w:pos="5760"/>
+        </w:tabs>
+        <w:ind w:left="5760" w:hanging="360"/>
+      </w:pPr>
+      <w:rPr>
+        <w:rFonts w:ascii="Wingdings" w:hAnsi="Wingdings" w:hint="default"/>
+        <w:sz w:val="20"/>
+      </w:rPr>
+    </w:lvl>
+    <w:lvl w:ilvl="8" w:tentative="1">
+      <w:start w:val="1"/>
+      <w:numFmt w:val="bullet"/>
+      <w:lvlText w:val=""/>
+      <w:lvlJc w:val="left"/>
+      <w:pPr>
+        <w:tabs>
+          <w:tab w:val="num" w:pos="6480"/>
+        </w:tabs>
+        <w:ind w:left="6480" w:hanging="360"/>
+      </w:pPr>
+      <w:rPr>
+        <w:rFonts w:ascii="Wingdings" w:hAnsi="Wingdings" w:hint="default"/>
+        <w:sz w:val="20"/>
+      </w:rPr>
+    </w:lvl>
+  </w:abstractNum>
+  <w:abstractNum w:abstractNumId="17" w15:restartNumberingAfterBreak="0">
     <w:nsid w:val="67EC0952"/>
     <w:multiLevelType w:val="hybridMultilevel"/>
     <w:tmpl w:val="997CD93E"/>
@@ -3711,7 +4864,156 @@
       </w:rPr>
     </w:lvl>
   </w:abstractNum>
-  <w:abstractNum w:abstractNumId="12" w15:restartNumberingAfterBreak="0">
+  <w:abstractNum w:abstractNumId="18" w15:restartNumberingAfterBreak="0">
+    <w:nsid w:val="697158B7"/>
+    <w:multiLevelType w:val="multilevel"/>
+    <w:tmpl w:val="6486BF8E"/>
+    <w:lvl w:ilvl="0">
+      <w:start w:val="1"/>
+      <w:numFmt w:val="bullet"/>
+      <w:lvlText w:val=""/>
+      <w:lvlJc w:val="left"/>
+      <w:pPr>
+        <w:tabs>
+          <w:tab w:val="num" w:pos="720"/>
+        </w:tabs>
+        <w:ind w:left="720" w:hanging="360"/>
+      </w:pPr>
+      <w:rPr>
+        <w:rFonts w:ascii="Symbol" w:hAnsi="Symbol" w:hint="default"/>
+        <w:sz w:val="20"/>
+      </w:rPr>
+    </w:lvl>
+    <w:lvl w:ilvl="1" w:tentative="1">
+      <w:start w:val="1"/>
+      <w:numFmt w:val="bullet"/>
+      <w:lvlText w:val="o"/>
+      <w:lvlJc w:val="left"/>
+      <w:pPr>
+        <w:tabs>
+          <w:tab w:val="num" w:pos="1440"/>
+        </w:tabs>
+        <w:ind w:left="1440" w:hanging="360"/>
+      </w:pPr>
+      <w:rPr>
+        <w:rFonts w:ascii="Courier New" w:hAnsi="Courier New" w:hint="default"/>
+        <w:sz w:val="20"/>
+      </w:rPr>
+    </w:lvl>
+    <w:lvl w:ilvl="2" w:tentative="1">
+      <w:start w:val="1"/>
+      <w:numFmt w:val="bullet"/>
+      <w:lvlText w:val=""/>
+      <w:lvlJc w:val="left"/>
+      <w:pPr>
+        <w:tabs>
+          <w:tab w:val="num" w:pos="2160"/>
+        </w:tabs>
+        <w:ind w:left="2160" w:hanging="360"/>
+      </w:pPr>
+      <w:rPr>
+        <w:rFonts w:ascii="Wingdings" w:hAnsi="Wingdings" w:hint="default"/>
+        <w:sz w:val="20"/>
+      </w:rPr>
+    </w:lvl>
+    <w:lvl w:ilvl="3" w:tentative="1">
+      <w:start w:val="1"/>
+      <w:numFmt w:val="bullet"/>
+      <w:lvlText w:val=""/>
+      <w:lvlJc w:val="left"/>
+      <w:pPr>
+        <w:tabs>
+          <w:tab w:val="num" w:pos="2880"/>
+        </w:tabs>
+        <w:ind w:left="2880" w:hanging="360"/>
+      </w:pPr>
+      <w:rPr>
+        <w:rFonts w:ascii="Wingdings" w:hAnsi="Wingdings" w:hint="default"/>
+        <w:sz w:val="20"/>
+      </w:rPr>
+    </w:lvl>
+    <w:lvl w:ilvl="4" w:tentative="1">
+      <w:start w:val="1"/>
+      <w:numFmt w:val="bullet"/>
+      <w:lvlText w:val=""/>
+      <w:lvlJc w:val="left"/>
+      <w:pPr>
+        <w:tabs>
+          <w:tab w:val="num" w:pos="3600"/>
+        </w:tabs>
+        <w:ind w:left="3600" w:hanging="360"/>
+      </w:pPr>
+      <w:rPr>
+        <w:rFonts w:ascii="Wingdings" w:hAnsi="Wingdings" w:hint="default"/>
+        <w:sz w:val="20"/>
+      </w:rPr>
+    </w:lvl>
+    <w:lvl w:ilvl="5" w:tentative="1">
+      <w:start w:val="1"/>
+      <w:numFmt w:val="bullet"/>
+      <w:lvlText w:val=""/>
+      <w:lvlJc w:val="left"/>
+      <w:pPr>
+        <w:tabs>
+          <w:tab w:val="num" w:pos="4320"/>
+        </w:tabs>
+        <w:ind w:left="4320" w:hanging="360"/>
+      </w:pPr>
+      <w:rPr>
+        <w:rFonts w:ascii="Wingdings" w:hAnsi="Wingdings" w:hint="default"/>
+        <w:sz w:val="20"/>
+      </w:rPr>
+    </w:lvl>
+    <w:lvl w:ilvl="6" w:tentative="1">
+      <w:start w:val="1"/>
+      <w:numFmt w:val="bullet"/>
+      <w:lvlText w:val=""/>
+      <w:lvlJc w:val="left"/>
+      <w:pPr>
+        <w:tabs>
+          <w:tab w:val="num" w:pos="5040"/>
+        </w:tabs>
+        <w:ind w:left="5040" w:hanging="360"/>
+      </w:pPr>
+      <w:rPr>
+        <w:rFonts w:ascii="Wingdings" w:hAnsi="Wingdings" w:hint="default"/>
+        <w:sz w:val="20"/>
+      </w:rPr>
+    </w:lvl>
+    <w:lvl w:ilvl="7" w:tentative="1">
+      <w:start w:val="1"/>
+      <w:numFmt w:val="bullet"/>
+      <w:lvlText w:val=""/>
+      <w:lvlJc w:val="left"/>
+      <w:pPr>
+        <w:tabs>
+          <w:tab w:val="num" w:pos="5760"/>
+        </w:tabs>
+        <w:ind w:left="5760" w:hanging="360"/>
+      </w:pPr>
+      <w:rPr>
+        <w:rFonts w:ascii="Wingdings" w:hAnsi="Wingdings" w:hint="default"/>
+        <w:sz w:val="20"/>
+      </w:rPr>
+    </w:lvl>
+    <w:lvl w:ilvl="8" w:tentative="1">
+      <w:start w:val="1"/>
+      <w:numFmt w:val="bullet"/>
+      <w:lvlText w:val=""/>
+      <w:lvlJc w:val="left"/>
+      <w:pPr>
+        <w:tabs>
+          <w:tab w:val="num" w:pos="6480"/>
+        </w:tabs>
+        <w:ind w:left="6480" w:hanging="360"/>
+      </w:pPr>
+      <w:rPr>
+        <w:rFonts w:ascii="Wingdings" w:hAnsi="Wingdings" w:hint="default"/>
+        <w:sz w:val="20"/>
+      </w:rPr>
+    </w:lvl>
+  </w:abstractNum>
+  <w:abstractNum w:abstractNumId="19" w15:restartNumberingAfterBreak="0">
     <w:nsid w:val="6BF85F79"/>
     <w:multiLevelType w:val="multilevel"/>
     <w:tmpl w:val="F8520094"/>
@@ -3860,7 +5162,156 @@
       </w:rPr>
     </w:lvl>
   </w:abstractNum>
-  <w:abstractNum w:abstractNumId="13" w15:restartNumberingAfterBreak="0">
+  <w:abstractNum w:abstractNumId="20" w15:restartNumberingAfterBreak="0">
+    <w:nsid w:val="6ED25044"/>
+    <w:multiLevelType w:val="multilevel"/>
+    <w:tmpl w:val="1CF2D0F0"/>
+    <w:lvl w:ilvl="0">
+      <w:start w:val="1"/>
+      <w:numFmt w:val="bullet"/>
+      <w:lvlText w:val=""/>
+      <w:lvlJc w:val="left"/>
+      <w:pPr>
+        <w:tabs>
+          <w:tab w:val="num" w:pos="720"/>
+        </w:tabs>
+        <w:ind w:left="720" w:hanging="360"/>
+      </w:pPr>
+      <w:rPr>
+        <w:rFonts w:ascii="Symbol" w:hAnsi="Symbol" w:hint="default"/>
+        <w:sz w:val="20"/>
+      </w:rPr>
+    </w:lvl>
+    <w:lvl w:ilvl="1" w:tentative="1">
+      <w:start w:val="1"/>
+      <w:numFmt w:val="bullet"/>
+      <w:lvlText w:val="o"/>
+      <w:lvlJc w:val="left"/>
+      <w:pPr>
+        <w:tabs>
+          <w:tab w:val="num" w:pos="1440"/>
+        </w:tabs>
+        <w:ind w:left="1440" w:hanging="360"/>
+      </w:pPr>
+      <w:rPr>
+        <w:rFonts w:ascii="Courier New" w:hAnsi="Courier New" w:hint="default"/>
+        <w:sz w:val="20"/>
+      </w:rPr>
+    </w:lvl>
+    <w:lvl w:ilvl="2" w:tentative="1">
+      <w:start w:val="1"/>
+      <w:numFmt w:val="bullet"/>
+      <w:lvlText w:val=""/>
+      <w:lvlJc w:val="left"/>
+      <w:pPr>
+        <w:tabs>
+          <w:tab w:val="num" w:pos="2160"/>
+        </w:tabs>
+        <w:ind w:left="2160" w:hanging="360"/>
+      </w:pPr>
+      <w:rPr>
+        <w:rFonts w:ascii="Wingdings" w:hAnsi="Wingdings" w:hint="default"/>
+        <w:sz w:val="20"/>
+      </w:rPr>
+    </w:lvl>
+    <w:lvl w:ilvl="3" w:tentative="1">
+      <w:start w:val="1"/>
+      <w:numFmt w:val="bullet"/>
+      <w:lvlText w:val=""/>
+      <w:lvlJc w:val="left"/>
+      <w:pPr>
+        <w:tabs>
+          <w:tab w:val="num" w:pos="2880"/>
+        </w:tabs>
+        <w:ind w:left="2880" w:hanging="360"/>
+      </w:pPr>
+      <w:rPr>
+        <w:rFonts w:ascii="Wingdings" w:hAnsi="Wingdings" w:hint="default"/>
+        <w:sz w:val="20"/>
+      </w:rPr>
+    </w:lvl>
+    <w:lvl w:ilvl="4" w:tentative="1">
+      <w:start w:val="1"/>
+      <w:numFmt w:val="bullet"/>
+      <w:lvlText w:val=""/>
+      <w:lvlJc w:val="left"/>
+      <w:pPr>
+        <w:tabs>
+          <w:tab w:val="num" w:pos="3600"/>
+        </w:tabs>
+        <w:ind w:left="3600" w:hanging="360"/>
+      </w:pPr>
+      <w:rPr>
+        <w:rFonts w:ascii="Wingdings" w:hAnsi="Wingdings" w:hint="default"/>
+        <w:sz w:val="20"/>
+      </w:rPr>
+    </w:lvl>
+    <w:lvl w:ilvl="5" w:tentative="1">
+      <w:start w:val="1"/>
+      <w:numFmt w:val="bullet"/>
+      <w:lvlText w:val=""/>
+      <w:lvlJc w:val="left"/>
+      <w:pPr>
+        <w:tabs>
+          <w:tab w:val="num" w:pos="4320"/>
+        </w:tabs>
+        <w:ind w:left="4320" w:hanging="360"/>
+      </w:pPr>
+      <w:rPr>
+        <w:rFonts w:ascii="Wingdings" w:hAnsi="Wingdings" w:hint="default"/>
+        <w:sz w:val="20"/>
+      </w:rPr>
+    </w:lvl>
+    <w:lvl w:ilvl="6" w:tentative="1">
+      <w:start w:val="1"/>
+      <w:numFmt w:val="bullet"/>
+      <w:lvlText w:val=""/>
+      <w:lvlJc w:val="left"/>
+      <w:pPr>
+        <w:tabs>
+          <w:tab w:val="num" w:pos="5040"/>
+        </w:tabs>
+        <w:ind w:left="5040" w:hanging="360"/>
+      </w:pPr>
+      <w:rPr>
+        <w:rFonts w:ascii="Wingdings" w:hAnsi="Wingdings" w:hint="default"/>
+        <w:sz w:val="20"/>
+      </w:rPr>
+    </w:lvl>
+    <w:lvl w:ilvl="7" w:tentative="1">
+      <w:start w:val="1"/>
+      <w:numFmt w:val="bullet"/>
+      <w:lvlText w:val=""/>
+      <w:lvlJc w:val="left"/>
+      <w:pPr>
+        <w:tabs>
+          <w:tab w:val="num" w:pos="5760"/>
+        </w:tabs>
+        <w:ind w:left="5760" w:hanging="360"/>
+      </w:pPr>
+      <w:rPr>
+        <w:rFonts w:ascii="Wingdings" w:hAnsi="Wingdings" w:hint="default"/>
+        <w:sz w:val="20"/>
+      </w:rPr>
+    </w:lvl>
+    <w:lvl w:ilvl="8" w:tentative="1">
+      <w:start w:val="1"/>
+      <w:numFmt w:val="bullet"/>
+      <w:lvlText w:val=""/>
+      <w:lvlJc w:val="left"/>
+      <w:pPr>
+        <w:tabs>
+          <w:tab w:val="num" w:pos="6480"/>
+        </w:tabs>
+        <w:ind w:left="6480" w:hanging="360"/>
+      </w:pPr>
+      <w:rPr>
+        <w:rFonts w:ascii="Wingdings" w:hAnsi="Wingdings" w:hint="default"/>
+        <w:sz w:val="20"/>
+      </w:rPr>
+    </w:lvl>
+  </w:abstractNum>
+  <w:abstractNum w:abstractNumId="21" w15:restartNumberingAfterBreak="0">
     <w:nsid w:val="774A1938"/>
     <w:multiLevelType w:val="multilevel"/>
     <w:tmpl w:val="383A54D2"/>
@@ -4009,7 +5460,7 @@
       </w:rPr>
     </w:lvl>
   </w:abstractNum>
-  <w:abstractNum w:abstractNumId="14" w15:restartNumberingAfterBreak="0">
+  <w:abstractNum w:abstractNumId="22" w15:restartNumberingAfterBreak="0">
     <w:nsid w:val="7AD224AA"/>
     <w:multiLevelType w:val="multilevel"/>
     <w:tmpl w:val="B246B048"/>
@@ -4158,7 +5609,7 @@
       </w:rPr>
     </w:lvl>
   </w:abstractNum>
-  <w:abstractNum w:abstractNumId="15" w15:restartNumberingAfterBreak="0">
+  <w:abstractNum w:abstractNumId="23" w15:restartNumberingAfterBreak="0">
     <w:nsid w:val="7E491DAC"/>
     <w:multiLevelType w:val="multilevel"/>
     <w:tmpl w:val="30C0A250"/>
@@ -4308,52 +5759,76 @@
     </w:lvl>
   </w:abstractNum>
   <w:num w:numId="1" w16cid:durableId="2028830640">
+    <w:abstractNumId w:val="9"/>
+  </w:num>
+  <w:num w:numId="2" w16cid:durableId="1847552952">
+    <w:abstractNumId w:val="14"/>
+  </w:num>
+  <w:num w:numId="3" w16cid:durableId="968046388">
+    <w:abstractNumId w:val="23"/>
+  </w:num>
+  <w:num w:numId="4" w16cid:durableId="1104230177">
+    <w:abstractNumId w:val="21"/>
+  </w:num>
+  <w:num w:numId="5" w16cid:durableId="1925650728">
     <w:abstractNumId w:val="6"/>
   </w:num>
-  <w:num w:numId="2" w16cid:durableId="1847552952">
-    <w:abstractNumId w:val="10"/>
-  </w:num>
-  <w:num w:numId="3" w16cid:durableId="968046388">
-    <w:abstractNumId w:val="15"/>
-  </w:num>
-  <w:num w:numId="4" w16cid:durableId="1104230177">
-    <w:abstractNumId w:val="13"/>
-  </w:num>
-  <w:num w:numId="5" w16cid:durableId="1925650728">
-    <w:abstractNumId w:val="4"/>
-  </w:num>
   <w:num w:numId="6" w16cid:durableId="1259868230">
-    <w:abstractNumId w:val="12"/>
+    <w:abstractNumId w:val="19"/>
   </w:num>
   <w:num w:numId="7" w16cid:durableId="704060909">
     <w:abstractNumId w:val="0"/>
   </w:num>
   <w:num w:numId="8" w16cid:durableId="1058478856">
+    <w:abstractNumId w:val="11"/>
+  </w:num>
+  <w:num w:numId="9" w16cid:durableId="696345134">
+    <w:abstractNumId w:val="4"/>
+  </w:num>
+  <w:num w:numId="10" w16cid:durableId="1591308854">
     <w:abstractNumId w:val="7"/>
   </w:num>
-  <w:num w:numId="9" w16cid:durableId="696345134">
+  <w:num w:numId="11" w16cid:durableId="1098452001">
+    <w:abstractNumId w:val="12"/>
+  </w:num>
+  <w:num w:numId="12" w16cid:durableId="1713916042">
+    <w:abstractNumId w:val="5"/>
+  </w:num>
+  <w:num w:numId="13" w16cid:durableId="503251621">
+    <w:abstractNumId w:val="22"/>
+  </w:num>
+  <w:num w:numId="14" w16cid:durableId="196890532">
     <w:abstractNumId w:val="2"/>
   </w:num>
-  <w:num w:numId="10" w16cid:durableId="1591308854">
-    <w:abstractNumId w:val="5"/>
+  <w:num w:numId="15" w16cid:durableId="1828016135">
+    <w:abstractNumId w:val="17"/>
   </w:num>
-  <w:num w:numId="11" w16cid:durableId="1098452001">
+  <w:num w:numId="16" w16cid:durableId="899054779">
+    <w:abstractNumId w:val="13"/>
+  </w:num>
+  <w:num w:numId="17" w16cid:durableId="188878437">
+    <w:abstractNumId w:val="16"/>
+  </w:num>
+  <w:num w:numId="18" w16cid:durableId="292517684">
+    <w:abstractNumId w:val="20"/>
+  </w:num>
+  <w:num w:numId="19" w16cid:durableId="1280407439">
+    <w:abstractNumId w:val="1"/>
+  </w:num>
+  <w:num w:numId="20" w16cid:durableId="1304892949">
+    <w:abstractNumId w:val="15"/>
+  </w:num>
+  <w:num w:numId="21" w16cid:durableId="782654685">
+    <w:abstractNumId w:val="18"/>
+  </w:num>
+  <w:num w:numId="22" w16cid:durableId="1391224665">
+    <w:abstractNumId w:val="10"/>
+  </w:num>
+  <w:num w:numId="23" w16cid:durableId="573664261">
     <w:abstractNumId w:val="8"/>
   </w:num>
-  <w:num w:numId="12" w16cid:durableId="1713916042">
+  <w:num w:numId="24" w16cid:durableId="1522206567">
     <w:abstractNumId w:val="3"/>
-  </w:num>
-  <w:num w:numId="13" w16cid:durableId="503251621">
-    <w:abstractNumId w:val="14"/>
-  </w:num>
-  <w:num w:numId="14" w16cid:durableId="196890532">
-    <w:abstractNumId w:val="1"/>
-  </w:num>
-  <w:num w:numId="15" w16cid:durableId="1828016135">
-    <w:abstractNumId w:val="11"/>
-  </w:num>
-  <w:num w:numId="16" w16cid:durableId="899054779">
-    <w:abstractNumId w:val="9"/>
   </w:num>
 </w:numbering>
 </file>
@@ -5276,6 +6751,41 @@
       <w:spacing w:val="5"/>
     </w:rPr>
   </w:style>
+  <w:style w:type="character" w:styleId="ac">
+    <w:name w:val="Hyperlink"/>
+    <w:basedOn w:val="a0"/>
+    <w:uiPriority w:val="99"/>
+    <w:unhideWhenUsed/>
+    <w:rsid w:val="0016557C"/>
+    <w:rPr>
+      <w:color w:val="0563C1" w:themeColor="hyperlink"/>
+      <w:u w:val="single"/>
+    </w:rPr>
+  </w:style>
+  <w:style w:type="character" w:styleId="ad">
+    <w:name w:val="Unresolved Mention"/>
+    <w:basedOn w:val="a0"/>
+    <w:uiPriority w:val="99"/>
+    <w:semiHidden/>
+    <w:unhideWhenUsed/>
+    <w:rsid w:val="0016557C"/>
+    <w:rPr>
+      <w:color w:val="605E5C"/>
+      <w:shd w:val="clear" w:color="auto" w:fill="E1DFDD"/>
+    </w:rPr>
+  </w:style>
+  <w:style w:type="character" w:styleId="ae">
+    <w:name w:val="FollowedHyperlink"/>
+    <w:basedOn w:val="a0"/>
+    <w:uiPriority w:val="99"/>
+    <w:semiHidden/>
+    <w:unhideWhenUsed/>
+    <w:rsid w:val="0016557C"/>
+    <w:rPr>
+      <w:color w:val="954F72" w:themeColor="followedHyperlink"/>
+      <w:u w:val="single"/>
+    </w:rPr>
+  </w:style>
 </w:styles>
 </file>
 
